--- a/ЛР_1_Ермаков_Я.В._М3О-107СВ-26.docx
+++ b/ЛР_1_Ермаков_Я.В._М3О-107СВ-26.docx
@@ -1,113 +1,339 @@
 
 <file path=word/document.xml><?xml version="1.0" encoding="utf-8"?>
 <w:document xmlns:mc="http://schemas.openxmlformats.org/markup-compatibility/2006" xmlns:o="urn:schemas-microsoft-com:office:office" xmlns:r="http://schemas.openxmlformats.org/officeDocument/2006/relationships" xmlns:m="http://schemas.openxmlformats.org/officeDocument/2006/math" xmlns:v="urn:schemas-microsoft-com:vml" xmlns:wp="http://schemas.openxmlformats.org/drawingml/2006/wordprocessingDrawing" xmlns:w10="urn:schemas-microsoft-com:office:word" xmlns:w="http://schemas.openxmlformats.org/wordprocessingml/2006/main" xmlns:wne="http://schemas.microsoft.com/office/word/2006/wordml" xmlns:sl="http://schemas.openxmlformats.org/schemaLibrary/2006/main" xmlns:a="http://schemas.openxmlformats.org/drawingml/2006/main" xmlns:pic="http://schemas.openxmlformats.org/drawingml/2006/picture" xmlns:c="http://schemas.openxmlformats.org/drawingml/2006/chart" xmlns:lc="http://schemas.openxmlformats.org/drawingml/2006/lockedCanvas" xmlns:dgm="http://schemas.openxmlformats.org/drawingml/2006/diagram" xmlns:wps="http://schemas.microsoft.com/office/word/2010/wordprocessingShape" xmlns:wpg="http://schemas.microsoft.com/office/word/2010/wordprocessingGroup" xmlns:w14="http://schemas.microsoft.com/office/word/2010/wordml" xmlns:w15="http://schemas.microsoft.com/office/word/2012/wordml" xmlns:w16="http://schemas.microsoft.com/office/word/2018/wordml" xmlns:w16cex="http://schemas.microsoft.com/office/word/2018/wordml/cex" xmlns:w16cid="http://schemas.microsoft.com/office/word/2016/wordml/cid" xmlns="http://schemas.microsoft.com/office/tasks/2019/documenttasks" xmlns:cr="http://schemas.microsoft.com/office/comments/2020/reactions">
+  <w:background w:color="FFFFFF"/>
   <w:body>
     <w:p>
       <w:pPr>
-        <w:spacing w:after="82" w:line="264" w:lineRule="auto"/>
-        <w:ind w:left="-142" w:right="-138" w:firstLine="199"/>
         <w:jc w:val="center"/>
         <w:rPr>
           <w:rFonts w:ascii="Times New Roman" w:cs="Times New Roman" w:eastAsia="Times New Roman" w:hAnsi="Times New Roman"/>
           <w:b w:val="1"/>
           <w:bCs w:val="1"/>
-          <w:sz w:val="28"/>
-          <w:szCs w:val="28"/>
-        </w:rPr>
-      </w:pPr>
-      <w:r>
-        <w:rPr>
-          <w:rFonts w:ascii="Times New Roman" w:cs="Times New Roman" w:eastAsia="Times New Roman" w:hAnsi="Times New Roman"/>
-          <w:b w:val="1"/>
-          <w:bCs w:val="1"/>
-          <w:sz w:val="28"/>
-          <w:szCs w:val="28"/>
+          <w:sz w:val="26"/>
+          <w:szCs w:val="26"/>
+        </w:rPr>
+      </w:pPr>
+      <w:r>
+        <w:rPr>
+          <w:rFonts w:ascii="Times New Roman" w:cs="Times New Roman" w:eastAsia="Times New Roman" w:hAnsi="Times New Roman"/>
+          <w:b w:val="1"/>
+          <w:bCs w:val="1"/>
+          <w:sz w:val="26"/>
+          <w:szCs w:val="26"/>
           <w:rtl w:val="0"/>
         </w:rPr>
         <w:t xml:space="preserve">МИНИСТЕРСТВО НАУКИ И ВЫСШЕГО ОБРАЗОВАНИЯ</w:t>
+      </w:r>
+    </w:p>
+    <w:p>
+      <w:pPr>
+        <w:keepNext w:val="1"/>
+        <w:spacing w:after="0" w:before="0" w:line="192.00000000000003" w:lineRule="auto"/>
+        <w:jc w:val="center"/>
+        <w:rPr>
+          <w:rFonts w:ascii="Times New Roman" w:cs="Times New Roman" w:eastAsia="Times New Roman" w:hAnsi="Times New Roman"/>
+          <w:b w:val="1"/>
+          <w:bCs w:val="1"/>
+          <w:sz w:val="26"/>
+          <w:szCs w:val="26"/>
+        </w:rPr>
+      </w:pPr>
+      <w:r>
+        <w:rPr>
+          <w:rFonts w:ascii="Times New Roman" w:cs="Times New Roman" w:eastAsia="Times New Roman" w:hAnsi="Times New Roman"/>
+          <w:b w:val="1"/>
+          <w:bCs w:val="1"/>
+          <w:sz w:val="26"/>
+          <w:szCs w:val="26"/>
+          <w:rtl w:val="0"/>
+        </w:rPr>
+        <w:t xml:space="preserve">РОССИЙСКОЙ ФЕДЕРАЦИИ</w:t>
+      </w:r>
+    </w:p>
+    <w:p>
+      <w:pPr>
+        <w:keepNext w:val="1"/>
+        <w:spacing w:after="0" w:before="0" w:line="192.00000000000003" w:lineRule="auto"/>
+        <w:jc w:val="center"/>
+        <w:rPr>
+          <w:rFonts w:ascii="Times New Roman" w:cs="Times New Roman" w:eastAsia="Times New Roman" w:hAnsi="Times New Roman"/>
+          <w:b w:val="1"/>
+          <w:bCs w:val="1"/>
+          <w:sz w:val="26"/>
+          <w:szCs w:val="26"/>
+        </w:rPr>
+      </w:pPr>
+      <w:r>
+        <w:rPr>
+          <w:rtl w:val="0"/>
+        </w:rPr>
+      </w:r>
+    </w:p>
+    <w:p>
+      <w:pPr>
+        <w:keepNext w:val="1"/>
+        <w:spacing w:after="0" w:before="0" w:line="192.00000000000003" w:lineRule="auto"/>
+        <w:jc w:val="center"/>
+        <w:rPr>
+          <w:rFonts w:ascii="Times New Roman" w:cs="Times New Roman" w:eastAsia="Times New Roman" w:hAnsi="Times New Roman"/>
+          <w:b w:val="1"/>
+          <w:bCs w:val="1"/>
+          <w:sz w:val="26"/>
+          <w:szCs w:val="26"/>
+        </w:rPr>
+      </w:pPr>
+      <w:r>
+        <w:rPr>
+          <w:rFonts w:ascii="Times New Roman" w:cs="Times New Roman" w:eastAsia="Times New Roman" w:hAnsi="Times New Roman"/>
+          <w:b w:val="1"/>
+          <w:bCs w:val="1"/>
+          <w:sz w:val="26"/>
+          <w:szCs w:val="26"/>
+          <w:rtl w:val="0"/>
+        </w:rPr>
+        <w:t xml:space="preserve">ФЕДЕРАЛЬНОЕ ГОСУДАРСТВЕННОЕ АВТОНОМНОЕ</w:t>
+      </w:r>
+    </w:p>
+    <w:p>
+      <w:pPr>
+        <w:keepNext w:val="1"/>
+        <w:spacing w:after="0" w:before="0" w:line="276" w:lineRule="auto"/>
+        <w:jc w:val="center"/>
+        <w:rPr>
+          <w:rFonts w:ascii="Times New Roman" w:cs="Times New Roman" w:eastAsia="Times New Roman" w:hAnsi="Times New Roman"/>
+          <w:b w:val="1"/>
+          <w:bCs w:val="1"/>
+          <w:sz w:val="26"/>
+          <w:szCs w:val="26"/>
+        </w:rPr>
+      </w:pPr>
+      <w:r>
+        <w:rPr>
+          <w:rFonts w:ascii="Times New Roman" w:cs="Times New Roman" w:eastAsia="Times New Roman" w:hAnsi="Times New Roman"/>
+          <w:b w:val="1"/>
+          <w:bCs w:val="1"/>
+          <w:sz w:val="26"/>
+          <w:szCs w:val="26"/>
+          <w:rtl w:val="0"/>
+        </w:rPr>
+        <w:t xml:space="preserve">ОБРАЗОВАТЕЛЬНОЕ УЧРЕЖДЕНИЕ ВЫСШЕГО ОБРАЗОВАНИЯ</w:t>
+      </w:r>
+    </w:p>
+    <w:p>
+      <w:pPr>
+        <w:keepNext w:val="1"/>
+        <w:spacing w:after="0" w:before="0" w:line="276" w:lineRule="auto"/>
+        <w:jc w:val="center"/>
+        <w:rPr>
+          <w:rFonts w:ascii="Times New Roman" w:cs="Times New Roman" w:eastAsia="Times New Roman" w:hAnsi="Times New Roman"/>
+          <w:b w:val="1"/>
+          <w:bCs w:val="1"/>
+          <w:sz w:val="26"/>
+          <w:szCs w:val="26"/>
+        </w:rPr>
+      </w:pPr>
+      <w:r>
+        <w:rPr>
+          <w:rFonts w:ascii="Times New Roman" w:cs="Times New Roman" w:eastAsia="Times New Roman" w:hAnsi="Times New Roman"/>
+          <w:b w:val="1"/>
+          <w:bCs w:val="1"/>
+          <w:sz w:val="26"/>
+          <w:szCs w:val="26"/>
+          <w:rtl w:val="0"/>
+        </w:rPr>
+        <w:t xml:space="preserve">«МОСКОВСКИЙ АВИАЦИОННЫЙ ИНСТИТУТ</w:t>
+      </w:r>
+    </w:p>
+    <w:p>
+      <w:pPr>
+        <w:keepNext w:val="1"/>
+        <w:spacing w:after="0" w:before="0" w:line="276" w:lineRule="auto"/>
+        <w:jc w:val="center"/>
+        <w:rPr>
+          <w:rFonts w:ascii="Times New Roman" w:cs="Times New Roman" w:eastAsia="Times New Roman" w:hAnsi="Times New Roman"/>
+          <w:b w:val="1"/>
+          <w:bCs w:val="1"/>
+          <w:sz w:val="26"/>
+          <w:szCs w:val="26"/>
+        </w:rPr>
+      </w:pPr>
+      <w:r>
+        <w:rPr>
+          <w:rFonts w:ascii="Times New Roman" w:cs="Times New Roman" w:eastAsia="Times New Roman" w:hAnsi="Times New Roman"/>
+          <w:b w:val="1"/>
+          <w:bCs w:val="1"/>
+          <w:sz w:val="26"/>
+          <w:szCs w:val="26"/>
+          <w:rtl w:val="0"/>
+        </w:rPr>
+        <w:t xml:space="preserve">(национальный исследовательский университет)»</w:t>
+      </w:r>
+    </w:p>
+    <w:p>
+      <w:pPr>
+        <w:keepNext w:val="1"/>
+        <w:spacing w:after="0" w:before="0" w:line="276" w:lineRule="auto"/>
+        <w:jc w:val="center"/>
+        <w:rPr>
+          <w:rFonts w:ascii="Times New Roman" w:cs="Times New Roman" w:eastAsia="Times New Roman" w:hAnsi="Times New Roman"/>
+          <w:b w:val="1"/>
+          <w:bCs w:val="1"/>
+          <w:sz w:val="26"/>
+          <w:szCs w:val="26"/>
+        </w:rPr>
+      </w:pPr>
+      <w:r>
+        <w:rPr>
+          <w:rtl w:val="0"/>
+        </w:rPr>
+      </w:r>
+    </w:p>
+    <w:p>
+      <w:pPr>
+        <w:keepNext w:val="1"/>
+        <w:spacing w:after="0" w:before="0" w:line="276" w:lineRule="auto"/>
+        <w:jc w:val="center"/>
+        <w:rPr>
+          <w:rFonts w:ascii="Times New Roman" w:cs="Times New Roman" w:eastAsia="Times New Roman" w:hAnsi="Times New Roman"/>
+          <w:b w:val="1"/>
+          <w:bCs w:val="1"/>
+          <w:sz w:val="26"/>
+          <w:szCs w:val="26"/>
+        </w:rPr>
+      </w:pPr>
+      <w:r>
+        <w:rPr>
+          <w:rtl w:val="0"/>
+        </w:rPr>
+      </w:r>
+    </w:p>
+    <w:p>
+      <w:pPr>
+        <w:spacing w:after="10" w:line="264" w:lineRule="auto"/>
+        <w:ind w:right="15"/>
+        <w:jc w:val="center"/>
+        <w:rPr>
+          <w:rFonts w:ascii="Times New Roman" w:cs="Times New Roman" w:eastAsia="Times New Roman" w:hAnsi="Times New Roman"/>
+          <w:b w:val="1"/>
+          <w:bCs w:val="1"/>
+          <w:sz w:val="26"/>
+          <w:szCs w:val="26"/>
+        </w:rPr>
+      </w:pPr>
+      <w:r>
+        <w:rPr>
+          <w:rFonts w:ascii="Times New Roman" w:cs="Times New Roman" w:eastAsia="Times New Roman" w:hAnsi="Times New Roman"/>
+          <w:b w:val="1"/>
+          <w:bCs w:val="1"/>
+          <w:sz w:val="26"/>
+          <w:szCs w:val="26"/>
+          <w:rtl w:val="0"/>
+        </w:rPr>
+        <w:t xml:space="preserve">Институт №3 «Системы управления и информационные технологии»</w:t>
         <w:br w:type="textWrapping"/>
-        <w:t xml:space="preserve">РОССИЙСКОЙ ФЕДЕРАЦИИ</w:t>
-      </w:r>
-    </w:p>
-    <w:p>
-      <w:pPr>
-        <w:spacing w:line="264" w:lineRule="auto"/>
-        <w:ind w:left="25" w:right="15" w:firstLine="199"/>
+        <w:t xml:space="preserve">Кафедра 304 «Вычислительные машины, системы и сети»</w:t>
+      </w:r>
+    </w:p>
+    <w:p>
+      <w:pPr>
+        <w:spacing w:after="10" w:line="264" w:lineRule="auto"/>
+        <w:ind w:right="15"/>
         <w:jc w:val="center"/>
         <w:rPr>
           <w:rFonts w:ascii="Times New Roman" w:cs="Times New Roman" w:eastAsia="Times New Roman" w:hAnsi="Times New Roman"/>
           <w:b w:val="1"/>
           <w:bCs w:val="1"/>
-          <w:sz w:val="28"/>
-          <w:szCs w:val="28"/>
-        </w:rPr>
-      </w:pPr>
-      <w:r>
-        <w:rPr>
-          <w:rFonts w:ascii="Times New Roman" w:cs="Times New Roman" w:eastAsia="Times New Roman" w:hAnsi="Times New Roman"/>
-          <w:b w:val="1"/>
-          <w:bCs w:val="1"/>
-          <w:sz w:val="28"/>
-          <w:szCs w:val="28"/>
-          <w:rtl w:val="0"/>
-        </w:rPr>
-        <w:t xml:space="preserve">ФЕДЕРАЛЬНОЕ ГОСУДАРСТВЕННОЕ АВТОНОМНОЕ ОБРАЗОВАТЕЛЬНОЕ УЧРЕЖДЕНИЕ ВЫСШЕГО ОБРАЗОВАНИЯ</w:t>
-      </w:r>
-    </w:p>
-    <w:p>
-      <w:pPr>
-        <w:spacing w:line="264" w:lineRule="auto"/>
-        <w:ind w:left="25" w:firstLine="199"/>
+          <w:sz w:val="26"/>
+          <w:szCs w:val="26"/>
+        </w:rPr>
+      </w:pPr>
+      <w:r>
+        <w:rPr>
+          <w:rtl w:val="0"/>
+        </w:rPr>
+      </w:r>
+    </w:p>
+    <w:p>
+      <w:pPr>
+        <w:spacing w:after="10" w:line="264" w:lineRule="auto"/>
+        <w:ind w:right="15"/>
         <w:jc w:val="center"/>
         <w:rPr>
           <w:rFonts w:ascii="Times New Roman" w:cs="Times New Roman" w:eastAsia="Times New Roman" w:hAnsi="Times New Roman"/>
           <w:b w:val="1"/>
           <w:bCs w:val="1"/>
-          <w:sz w:val="28"/>
-          <w:szCs w:val="28"/>
-        </w:rPr>
-      </w:pPr>
-      <w:r>
-        <w:rPr>
-          <w:rFonts w:ascii="Times New Roman" w:cs="Times New Roman" w:eastAsia="Times New Roman" w:hAnsi="Times New Roman"/>
-          <w:b w:val="1"/>
-          <w:bCs w:val="1"/>
-          <w:sz w:val="28"/>
-          <w:szCs w:val="28"/>
-          <w:rtl w:val="0"/>
-        </w:rPr>
-        <w:t xml:space="preserve">«Московский Авиационный Институт»</w:t>
-      </w:r>
-    </w:p>
-    <w:p>
-      <w:pPr>
-        <w:spacing w:line="264" w:lineRule="auto"/>
-        <w:ind w:left="25" w:right="2" w:firstLine="199"/>
+          <w:sz w:val="26"/>
+          <w:szCs w:val="26"/>
+        </w:rPr>
+      </w:pPr>
+      <w:r>
+        <w:rPr>
+          <w:rtl w:val="0"/>
+        </w:rPr>
+      </w:r>
+    </w:p>
+    <w:p>
+      <w:pPr>
+        <w:spacing w:after="10" w:line="264" w:lineRule="auto"/>
+        <w:ind w:right="15"/>
         <w:jc w:val="center"/>
         <w:rPr>
           <w:rFonts w:ascii="Times New Roman" w:cs="Times New Roman" w:eastAsia="Times New Roman" w:hAnsi="Times New Roman"/>
           <w:b w:val="1"/>
           <w:bCs w:val="1"/>
-          <w:sz w:val="28"/>
-          <w:szCs w:val="28"/>
-        </w:rPr>
-      </w:pPr>
-      <w:r>
-        <w:rPr>
-          <w:rFonts w:ascii="Times New Roman" w:cs="Times New Roman" w:eastAsia="Times New Roman" w:hAnsi="Times New Roman"/>
-          <w:b w:val="1"/>
-          <w:bCs w:val="1"/>
-          <w:sz w:val="28"/>
-          <w:szCs w:val="28"/>
-          <w:rtl w:val="0"/>
-        </w:rPr>
-        <w:t xml:space="preserve">(национальный исследовательский университет)</w:t>
-      </w:r>
-    </w:p>
-    <w:p>
-      <w:pPr>
-        <w:spacing w:after="38" w:line="256" w:lineRule="auto"/>
-        <w:ind w:left="87" w:firstLine="0"/>
+          <w:sz w:val="26"/>
+          <w:szCs w:val="26"/>
+        </w:rPr>
+      </w:pPr>
+      <w:r>
+        <w:rPr>
+          <w:rtl w:val="0"/>
+        </w:rPr>
+      </w:r>
+    </w:p>
+    <w:p>
+      <w:pPr>
+        <w:spacing w:after="10" w:line="264" w:lineRule="auto"/>
+        <w:ind w:right="15"/>
+        <w:jc w:val="center"/>
+        <w:rPr>
+          <w:rFonts w:ascii="Times New Roman" w:cs="Times New Roman" w:eastAsia="Times New Roman" w:hAnsi="Times New Roman"/>
+          <w:b w:val="1"/>
+          <w:bCs w:val="1"/>
+          <w:sz w:val="26"/>
+          <w:szCs w:val="26"/>
+        </w:rPr>
+      </w:pPr>
+      <w:r>
+        <w:rPr>
+          <w:rtl w:val="0"/>
+        </w:rPr>
+      </w:r>
+    </w:p>
+    <w:p>
+      <w:pPr>
+        <w:spacing w:after="10" w:line="264" w:lineRule="auto"/>
+        <w:ind w:right="15"/>
+        <w:jc w:val="center"/>
+        <w:rPr>
+          <w:rFonts w:ascii="Times New Roman" w:cs="Times New Roman" w:eastAsia="Times New Roman" w:hAnsi="Times New Roman"/>
+          <w:b w:val="1"/>
+          <w:bCs w:val="1"/>
+          <w:sz w:val="30"/>
+          <w:szCs w:val="30"/>
+        </w:rPr>
+      </w:pPr>
+      <w:r>
+        <w:rPr>
+          <w:rtl w:val="0"/>
+        </w:rPr>
+      </w:r>
+    </w:p>
+    <w:p>
+      <w:pPr>
+        <w:spacing w:after="10" w:line="264" w:lineRule="auto"/>
+        <w:ind w:right="15"/>
         <w:jc w:val="center"/>
         <w:rPr>
           <w:rFonts w:ascii="Times New Roman" w:cs="Times New Roman" w:eastAsia="Times New Roman" w:hAnsi="Times New Roman"/>
@@ -119,184 +345,75 @@
       </w:pPr>
       <w:r>
         <w:rPr>
-          <w:rtl w:val="0"/>
-        </w:rPr>
-      </w:r>
-    </w:p>
-    <w:p>
-      <w:pPr>
-        <w:spacing w:line="264" w:lineRule="auto"/>
-        <w:ind w:left="0" w:right="15" w:firstLine="0"/>
-        <w:jc w:val="left"/>
-        <w:rPr>
           <w:rFonts w:ascii="Times New Roman" w:cs="Times New Roman" w:eastAsia="Times New Roman" w:hAnsi="Times New Roman"/>
           <w:b w:val="1"/>
           <w:bCs w:val="1"/>
           <w:sz w:val="32"/>
           <w:szCs w:val="32"/>
-        </w:rPr>
-      </w:pPr>
-      <w:r>
-        <w:rPr>
-          <w:rtl w:val="0"/>
-        </w:rPr>
-      </w:r>
-    </w:p>
-    <w:p>
-      <w:pPr>
-        <w:spacing w:line="264" w:lineRule="auto"/>
-        <w:ind w:left="0" w:right="15" w:firstLine="0"/>
+          <w:rtl w:val="0"/>
+        </w:rPr>
+        <w:t xml:space="preserve">ОТЧЁТ ПО ЛАБОРАТОРНОЙ РАБОТЕ № 1</w:t>
+      </w:r>
+    </w:p>
+    <w:p>
+      <w:pPr>
+        <w:spacing w:after="10" w:line="264" w:lineRule="auto"/>
+        <w:ind w:right="15"/>
         <w:jc w:val="center"/>
         <w:rPr>
           <w:rFonts w:ascii="Times New Roman" w:cs="Times New Roman" w:eastAsia="Times New Roman" w:hAnsi="Times New Roman"/>
           <w:b w:val="1"/>
           <w:bCs w:val="1"/>
-          <w:sz w:val="28"/>
-          <w:szCs w:val="28"/>
-        </w:rPr>
-      </w:pPr>
-      <w:r>
-        <w:rPr>
-          <w:rFonts w:ascii="Times New Roman" w:cs="Times New Roman" w:eastAsia="Times New Roman" w:hAnsi="Times New Roman"/>
-          <w:b w:val="1"/>
-          <w:bCs w:val="1"/>
-          <w:sz w:val="28"/>
-          <w:szCs w:val="28"/>
-          <w:rtl w:val="0"/>
-        </w:rPr>
-        <w:t xml:space="preserve">Институт: №3 «Системы управления и информационные технологии»</w:t>
-        <w:br w:type="textWrapping"/>
-        <w:t xml:space="preserve">Кафедра: 304 «Вычислительные машины, системы и сети»</w:t>
-      </w:r>
-    </w:p>
-    <w:p>
-      <w:pPr>
-        <w:spacing w:after="120" w:line="264" w:lineRule="auto"/>
-        <w:ind w:left="28" w:right="17" w:hanging="11"/>
-        <w:jc w:val="center"/>
-        <w:rPr>
-          <w:rFonts w:ascii="Times New Roman" w:cs="Times New Roman" w:eastAsia="Times New Roman" w:hAnsi="Times New Roman"/>
           <w:sz w:val="32"/>
           <w:szCs w:val="32"/>
         </w:rPr>
       </w:pPr>
       <w:r>
         <w:rPr>
-          <w:rtl w:val="0"/>
-        </w:rPr>
-      </w:r>
-    </w:p>
-    <w:p>
-      <w:pPr>
-        <w:spacing w:after="120" w:line="264" w:lineRule="auto"/>
-        <w:ind w:left="28" w:right="17" w:hanging="11"/>
-        <w:jc w:val="center"/>
-        <w:rPr>
-          <w:rFonts w:ascii="Times New Roman" w:cs="Times New Roman" w:eastAsia="Times New Roman" w:hAnsi="Times New Roman"/>
+          <w:rFonts w:ascii="Times New Roman" w:cs="Times New Roman" w:eastAsia="Times New Roman" w:hAnsi="Times New Roman"/>
+          <w:b w:val="1"/>
+          <w:bCs w:val="1"/>
           <w:sz w:val="32"/>
           <w:szCs w:val="32"/>
-        </w:rPr>
-      </w:pPr>
-      <w:r>
-        <w:rPr>
-          <w:rtl w:val="0"/>
-        </w:rPr>
-      </w:r>
-    </w:p>
-    <w:p>
-      <w:pPr>
-        <w:spacing w:after="120" w:line="264" w:lineRule="auto"/>
-        <w:ind w:left="16.999999999999996" w:right="17" w:firstLine="0"/>
-        <w:jc w:val="left"/>
-        <w:rPr>
-          <w:rFonts w:ascii="Times New Roman" w:cs="Times New Roman" w:eastAsia="Times New Roman" w:hAnsi="Times New Roman"/>
-          <w:sz w:val="32"/>
-          <w:szCs w:val="32"/>
-        </w:rPr>
-      </w:pPr>
-      <w:r>
-        <w:rPr>
-          <w:rtl w:val="0"/>
-        </w:rPr>
-      </w:r>
-    </w:p>
-    <w:p>
-      <w:pPr>
-        <w:spacing w:line="264" w:lineRule="auto"/>
-        <w:ind w:left="2592" w:right="2570" w:firstLine="198.99999999999977"/>
+          <w:rtl w:val="0"/>
+        </w:rPr>
+        <w:t xml:space="preserve">по дисциплине “Вычислительные системы” </w:t>
+      </w:r>
+    </w:p>
+    <w:p>
+      <w:pPr>
+        <w:keepNext w:val="1"/>
+        <w:spacing w:after="0" w:before="0" w:line="276" w:lineRule="auto"/>
         <w:jc w:val="center"/>
         <w:rPr>
           <w:rFonts w:ascii="Times New Roman" w:cs="Times New Roman" w:eastAsia="Times New Roman" w:hAnsi="Times New Roman"/>
           <w:b w:val="1"/>
           <w:bCs w:val="1"/>
-          <w:sz w:val="32"/>
-          <w:szCs w:val="32"/>
-        </w:rPr>
-      </w:pPr>
-      <w:r>
-        <w:rPr>
-          <w:rFonts w:ascii="Times New Roman" w:cs="Times New Roman" w:eastAsia="Times New Roman" w:hAnsi="Times New Roman"/>
-          <w:b w:val="1"/>
-          <w:bCs w:val="1"/>
-          <w:sz w:val="32"/>
-          <w:szCs w:val="32"/>
-          <w:rtl w:val="0"/>
-        </w:rPr>
-        <w:t xml:space="preserve">Лабораторная работа № 1</w:t>
-      </w:r>
-    </w:p>
-    <w:p>
-      <w:pPr>
-        <w:spacing w:line="264" w:lineRule="auto"/>
-        <w:ind w:left="2592" w:right="2570" w:firstLine="198.99999999999977"/>
-        <w:jc w:val="center"/>
-        <w:rPr>
-          <w:rFonts w:ascii="Times New Roman" w:cs="Times New Roman" w:eastAsia="Times New Roman" w:hAnsi="Times New Roman"/>
-          <w:b w:val="1"/>
-          <w:bCs w:val="1"/>
-          <w:sz w:val="32"/>
-          <w:szCs w:val="32"/>
-        </w:rPr>
-      </w:pPr>
-      <w:r>
-        <w:rPr>
-          <w:rFonts w:ascii="Times New Roman" w:cs="Times New Roman" w:eastAsia="Times New Roman" w:hAnsi="Times New Roman"/>
-          <w:b w:val="1"/>
-          <w:bCs w:val="1"/>
-          <w:sz w:val="32"/>
-          <w:szCs w:val="32"/>
-          <w:rtl w:val="0"/>
-        </w:rPr>
-        <w:t xml:space="preserve">по курсу «Вычислительные системы»</w:t>
-      </w:r>
-    </w:p>
-    <w:p>
-      <w:pPr>
-        <w:spacing w:after="120" w:line="257" w:lineRule="auto"/>
-        <w:ind w:left="0" w:firstLine="0"/>
-        <w:jc w:val="left"/>
-        <w:rPr>
-          <w:rFonts w:ascii="Times New Roman" w:cs="Times New Roman" w:eastAsia="Times New Roman" w:hAnsi="Times New Roman"/>
-          <w:sz w:val="30"/>
-          <w:szCs w:val="30"/>
-        </w:rPr>
-      </w:pPr>
-      <w:r>
-        <w:rPr>
-          <w:rtl w:val="0"/>
-        </w:rPr>
-      </w:r>
-    </w:p>
-    <w:p>
-      <w:pPr>
-        <w:spacing w:after="120" w:line="257" w:lineRule="auto"/>
-        <w:ind w:left="91" w:firstLine="0"/>
-        <w:jc w:val="center"/>
-        <w:rPr>
-          <w:rFonts w:ascii="Times New Roman" w:cs="Times New Roman" w:eastAsia="Times New Roman" w:hAnsi="Times New Roman"/>
-          <w:sz w:val="30"/>
-          <w:szCs w:val="30"/>
-        </w:rPr>
+          <w:sz w:val="24"/>
+          <w:szCs w:val="24"/>
+        </w:rPr>
+      </w:pPr>
+      <w:r>
+        <w:rPr>
+          <w:rtl w:val="0"/>
+        </w:rPr>
+      </w:r>
+    </w:p>
+    <w:p>
+      <w:pPr>
+        <w:ind w:right="-277.7952755905511"/>
+        <w:rPr/>
+      </w:pPr>
+      <w:r>
+        <w:rPr>
+          <w:rtl w:val="0"/>
+        </w:rPr>
+      </w:r>
+    </w:p>
+    <w:p>
+      <w:pPr>
+        <w:ind w:right="-277.7952755905511"/>
+        <w:rPr/>
       </w:pPr>
       <w:r>
         <w:rPr>
@@ -311,8 +428,82 @@
           <w:tab w:val="right" w:leader="none" w:pos="9623"/>
         </w:tabs>
         <w:spacing w:after="189" w:line="256" w:lineRule="auto"/>
-        <w:ind w:left="5669.291338582678" w:firstLine="0"/>
-        <w:jc w:val="left"/>
+        <w:rPr>
+          <w:rFonts w:ascii="Times New Roman" w:cs="Times New Roman" w:eastAsia="Times New Roman" w:hAnsi="Times New Roman"/>
+          <w:sz w:val="28"/>
+          <w:szCs w:val="28"/>
+        </w:rPr>
+      </w:pPr>
+      <w:r>
+        <w:rPr>
+          <w:rtl w:val="0"/>
+        </w:rPr>
+      </w:r>
+    </w:p>
+    <w:p>
+      <w:pPr>
+        <w:tabs>
+          <w:tab w:val="center" w:leader="none" w:pos="6218"/>
+          <w:tab w:val="right" w:leader="none" w:pos="9623"/>
+        </w:tabs>
+        <w:spacing w:after="189" w:line="256" w:lineRule="auto"/>
+        <w:rPr>
+          <w:rFonts w:ascii="Times New Roman" w:cs="Times New Roman" w:eastAsia="Times New Roman" w:hAnsi="Times New Roman"/>
+          <w:sz w:val="28"/>
+          <w:szCs w:val="28"/>
+        </w:rPr>
+      </w:pPr>
+      <w:r>
+        <w:rPr>
+          <w:rtl w:val="0"/>
+        </w:rPr>
+      </w:r>
+    </w:p>
+    <w:p>
+      <w:pPr>
+        <w:tabs>
+          <w:tab w:val="center" w:leader="none" w:pos="6218"/>
+          <w:tab w:val="right" w:leader="none" w:pos="9623"/>
+        </w:tabs>
+        <w:spacing w:after="189" w:line="256" w:lineRule="auto"/>
+        <w:rPr>
+          <w:rFonts w:ascii="Times New Roman" w:cs="Times New Roman" w:eastAsia="Times New Roman" w:hAnsi="Times New Roman"/>
+          <w:sz w:val="28"/>
+          <w:szCs w:val="28"/>
+        </w:rPr>
+      </w:pPr>
+      <w:r>
+        <w:rPr>
+          <w:rtl w:val="0"/>
+        </w:rPr>
+      </w:r>
+    </w:p>
+    <w:p>
+      <w:pPr>
+        <w:tabs>
+          <w:tab w:val="center" w:leader="none" w:pos="6218"/>
+          <w:tab w:val="right" w:leader="none" w:pos="9623"/>
+        </w:tabs>
+        <w:spacing w:after="189" w:line="256" w:lineRule="auto"/>
+        <w:rPr>
+          <w:rFonts w:ascii="Times New Roman" w:cs="Times New Roman" w:eastAsia="Times New Roman" w:hAnsi="Times New Roman"/>
+          <w:sz w:val="28"/>
+          <w:szCs w:val="28"/>
+        </w:rPr>
+      </w:pPr>
+      <w:r>
+        <w:rPr>
+          <w:rtl w:val="0"/>
+        </w:rPr>
+      </w:r>
+    </w:p>
+    <w:p>
+      <w:pPr>
+        <w:tabs>
+          <w:tab w:val="center" w:leader="none" w:pos="6218"/>
+          <w:tab w:val="right" w:leader="none" w:pos="9623"/>
+        </w:tabs>
+        <w:spacing w:after="189" w:line="192.00000000000003" w:lineRule="auto"/>
         <w:rPr>
           <w:rFonts w:ascii="Times New Roman" w:cs="Times New Roman" w:eastAsia="Times New Roman" w:hAnsi="Times New Roman"/>
           <w:sz w:val="28"/>
@@ -335,9 +526,7 @@
           <w:tab w:val="center" w:leader="none" w:pos="6273"/>
           <w:tab w:val="right" w:leader="none" w:pos="9623"/>
         </w:tabs>
-        <w:spacing w:after="189" w:line="256" w:lineRule="auto"/>
-        <w:ind w:left="5669.291338582678" w:firstLine="0"/>
-        <w:jc w:val="left"/>
+        <w:spacing w:after="189" w:line="192.00000000000003" w:lineRule="auto"/>
         <w:rPr>
           <w:rFonts w:ascii="Times New Roman" w:cs="Times New Roman" w:eastAsia="Times New Roman" w:hAnsi="Times New Roman"/>
           <w:sz w:val="28"/>
@@ -360,9 +549,7 @@
           <w:tab w:val="center" w:leader="none" w:pos="6649"/>
           <w:tab w:val="right" w:leader="none" w:pos="9623"/>
         </w:tabs>
-        <w:spacing w:after="189" w:line="256" w:lineRule="auto"/>
-        <w:ind w:left="5669.291338582678" w:firstLine="0"/>
-        <w:jc w:val="left"/>
+        <w:spacing w:after="189" w:line="192.00000000000003" w:lineRule="auto"/>
         <w:rPr>
           <w:rFonts w:ascii="Times New Roman" w:cs="Times New Roman" w:eastAsia="Times New Roman" w:hAnsi="Times New Roman"/>
           <w:sz w:val="28"/>
@@ -381,9 +568,7 @@
     </w:p>
     <w:p>
       <w:pPr>
-        <w:spacing w:after="183" w:line="256" w:lineRule="auto"/>
-        <w:ind w:left="5669.291338582678" w:firstLine="0"/>
-        <w:jc w:val="left"/>
+        <w:spacing w:after="189" w:line="192.00000000000003" w:lineRule="auto"/>
         <w:rPr>
           <w:rFonts w:ascii="Times New Roman" w:cs="Times New Roman" w:eastAsia="Times New Roman" w:hAnsi="Times New Roman"/>
           <w:sz w:val="28"/>
@@ -402,9 +587,8 @@
     </w:p>
     <w:p>
       <w:pPr>
-        <w:spacing w:after="59" w:line="256" w:lineRule="auto"/>
-        <w:ind w:left="5669.291338582678" w:right="302" w:firstLine="0"/>
-        <w:jc w:val="left"/>
+        <w:spacing w:after="189" w:line="192.00000000000003" w:lineRule="auto"/>
+        <w:ind w:right="302"/>
         <w:rPr>
           <w:rFonts w:ascii="Times New Roman" w:cs="Times New Roman" w:eastAsia="Times New Roman" w:hAnsi="Times New Roman"/>
           <w:sz w:val="28"/>
@@ -423,9 +607,74 @@
     </w:p>
     <w:p>
       <w:pPr>
-        <w:spacing w:after="120" w:line="257" w:lineRule="auto"/>
-        <w:ind w:left="79" w:firstLine="0"/>
-        <w:jc w:val="center"/>
+        <w:ind w:right="-277.7952755905511"/>
+        <w:rPr/>
+      </w:pPr>
+      <w:r>
+        <w:rPr>
+          <w:rtl w:val="0"/>
+        </w:rPr>
+      </w:r>
+    </w:p>
+    <w:p>
+      <w:pPr>
+        <w:ind w:right="-277.7952755905511"/>
+        <w:rPr/>
+      </w:pPr>
+      <w:r>
+        <w:rPr>
+          <w:rtl w:val="0"/>
+        </w:rPr>
+      </w:r>
+    </w:p>
+    <w:p>
+      <w:pPr>
+        <w:ind w:right="-277.7952755905511"/>
+        <w:rPr/>
+      </w:pPr>
+      <w:r>
+        <w:rPr>
+          <w:rtl w:val="0"/>
+        </w:rPr>
+      </w:r>
+    </w:p>
+    <w:p>
+      <w:pPr>
+        <w:ind w:right="-277.7952755905511"/>
+        <w:rPr/>
+      </w:pPr>
+      <w:r>
+        <w:rPr>
+          <w:rtl w:val="0"/>
+        </w:rPr>
+      </w:r>
+    </w:p>
+    <w:p>
+      <w:pPr>
+        <w:ind w:right="-277.7952755905511"/>
+        <w:rPr/>
+      </w:pPr>
+      <w:r>
+        <w:rPr>
+          <w:rtl w:val="0"/>
+        </w:rPr>
+      </w:r>
+    </w:p>
+    <w:p>
+      <w:pPr>
+        <w:ind w:right="-277.7952755905511"/>
+        <w:rPr/>
+      </w:pPr>
+      <w:r>
+        <w:rPr>
+          <w:rtl w:val="0"/>
+        </w:rPr>
+      </w:r>
+    </w:p>
+    <w:p>
+      <w:pPr>
+        <w:spacing w:after="219" w:line="256" w:lineRule="auto"/>
+        <w:jc w:val="left"/>
         <w:rPr>
           <w:rFonts w:ascii="Times New Roman" w:cs="Times New Roman" w:eastAsia="Times New Roman" w:hAnsi="Times New Roman"/>
           <w:sz w:val="28"/>
@@ -440,9 +689,8 @@
     </w:p>
     <w:p>
       <w:pPr>
-        <w:spacing w:after="120" w:line="257" w:lineRule="auto"/>
-        <w:ind w:left="79" w:firstLine="0"/>
-        <w:jc w:val="center"/>
+        <w:spacing w:after="219" w:line="256" w:lineRule="auto"/>
+        <w:jc w:val="left"/>
         <w:rPr>
           <w:rFonts w:ascii="Times New Roman" w:cs="Times New Roman" w:eastAsia="Times New Roman" w:hAnsi="Times New Roman"/>
           <w:sz w:val="28"/>
@@ -458,7 +706,6 @@
     <w:p>
       <w:pPr>
         <w:spacing w:after="219" w:line="256" w:lineRule="auto"/>
-        <w:ind w:left="0" w:firstLine="0"/>
         <w:jc w:val="center"/>
         <w:rPr>
           <w:rFonts w:ascii="Times New Roman" w:cs="Times New Roman" w:eastAsia="Times New Roman" w:hAnsi="Times New Roman"/>
@@ -468,63 +715,12 @@
       </w:pPr>
       <w:r>
         <w:rPr>
-          <w:rtl w:val="0"/>
-        </w:rPr>
-      </w:r>
-    </w:p>
-    <w:p>
-      <w:pPr>
-        <w:spacing w:after="219" w:line="256" w:lineRule="auto"/>
-        <w:ind w:left="0" w:firstLine="0"/>
-        <w:jc w:val="left"/>
-        <w:rPr>
           <w:rFonts w:ascii="Times New Roman" w:cs="Times New Roman" w:eastAsia="Times New Roman" w:hAnsi="Times New Roman"/>
           <w:sz w:val="28"/>
           <w:szCs w:val="28"/>
-        </w:rPr>
-      </w:pPr>
-      <w:r>
-        <w:rPr>
-          <w:rtl w:val="0"/>
-        </w:rPr>
-      </w:r>
-    </w:p>
-    <w:p>
-      <w:pPr>
-        <w:spacing w:after="219" w:line="256" w:lineRule="auto"/>
-        <w:ind w:left="0" w:firstLine="0"/>
-        <w:jc w:val="center"/>
-        <w:rPr>
-          <w:rFonts w:ascii="Times New Roman" w:cs="Times New Roman" w:eastAsia="Times New Roman" w:hAnsi="Times New Roman"/>
-          <w:sz w:val="28"/>
-          <w:szCs w:val="28"/>
-        </w:rPr>
-      </w:pPr>
-      <w:r>
-        <w:rPr>
-          <w:rFonts w:ascii="Times New Roman" w:cs="Times New Roman" w:eastAsia="Times New Roman" w:hAnsi="Times New Roman"/>
-          <w:sz w:val="28"/>
-          <w:szCs w:val="28"/>
           <w:rtl w:val="0"/>
         </w:rPr>
         <w:t xml:space="preserve">Москва, 2026</w:t>
-      </w:r>
-    </w:p>
-    <w:p>
-      <w:pPr>
-        <w:spacing w:after="219" w:line="256" w:lineRule="auto"/>
-        <w:ind w:left="0" w:firstLine="0"/>
-        <w:jc w:val="center"/>
-        <w:rPr>
-          <w:rFonts w:ascii="Times New Roman" w:cs="Times New Roman" w:eastAsia="Times New Roman" w:hAnsi="Times New Roman"/>
-          <w:sz w:val="28"/>
-          <w:szCs w:val="28"/>
-        </w:rPr>
-      </w:pPr>
-      <w:r>
-        <w:rPr>
-          <w:rtl w:val="0"/>
-        </w:rPr>
       </w:r>
     </w:p>
     <w:p>
@@ -534,12 +730,14 @@
           <w:ilvl w:val="0"/>
           <w:numId w:val="1"/>
         </w:numPr>
+        <w:spacing w:after="0" w:before="0" w:line="360" w:lineRule="auto"/>
         <w:ind w:left="720" w:hanging="360"/>
         <w:rPr>
           <w:rFonts w:ascii="Times New Roman" w:cs="Times New Roman" w:eastAsia="Times New Roman" w:hAnsi="Times New Roman"/>
           <w:b w:val="1"/>
           <w:bCs w:val="1"/>
-          <w:u w:val="none"/>
+          <w:sz w:val="26"/>
+          <w:szCs w:val="26"/>
         </w:rPr>
       </w:pPr>
       <w:bookmarkStart w:colFirst="0" w:colLast="0" w:name="_2na8j06i22sq" w:id="0"/>
@@ -549,6 +747,8 @@
           <w:rFonts w:ascii="Times New Roman" w:cs="Times New Roman" w:eastAsia="Times New Roman" w:hAnsi="Times New Roman"/>
           <w:b w:val="1"/>
           <w:bCs w:val="1"/>
+          <w:sz w:val="26"/>
+          <w:szCs w:val="26"/>
           <w:rtl w:val="0"/>
         </w:rPr>
         <w:t xml:space="preserve">Тема </w:t>
@@ -564,20 +764,20 @@
         <w:tabs>
           <w:tab w:val="left" w:leader="none" w:pos="3362"/>
         </w:tabs>
-        <w:spacing w:after="20" w:before="240" w:line="360" w:lineRule="auto"/>
-        <w:ind w:left="0" w:firstLine="708.6614173228347"/>
-        <w:jc w:val="left"/>
-        <w:rPr>
-          <w:rFonts w:ascii="Times New Roman" w:cs="Times New Roman" w:eastAsia="Times New Roman" w:hAnsi="Times New Roman"/>
-          <w:sz w:val="28"/>
-          <w:szCs w:val="28"/>
-        </w:rPr>
-      </w:pPr>
-      <w:r>
-        <w:rPr>
-          <w:rFonts w:ascii="Times New Roman" w:cs="Times New Roman" w:eastAsia="Times New Roman" w:hAnsi="Times New Roman"/>
-          <w:sz w:val="28"/>
-          <w:szCs w:val="28"/>
+        <w:spacing w:line="360" w:lineRule="auto"/>
+        <w:ind w:firstLine="708.6614173228347"/>
+        <w:jc w:val="both"/>
+        <w:rPr>
+          <w:rFonts w:ascii="Times New Roman" w:cs="Times New Roman" w:eastAsia="Times New Roman" w:hAnsi="Times New Roman"/>
+          <w:sz w:val="26"/>
+          <w:szCs w:val="26"/>
+        </w:rPr>
+      </w:pPr>
+      <w:r>
+        <w:rPr>
+          <w:rFonts w:ascii="Times New Roman" w:cs="Times New Roman" w:eastAsia="Times New Roman" w:hAnsi="Times New Roman"/>
+          <w:sz w:val="26"/>
+          <w:szCs w:val="26"/>
           <w:rtl w:val="0"/>
         </w:rPr>
         <w:t xml:space="preserve">Создание и уничтожение транзактов, работа устройства, сбор статистики.</w:t>
@@ -585,46 +785,31 @@
     </w:p>
     <w:p>
       <w:pPr>
-        <w:tabs>
-          <w:tab w:val="left" w:leader="none" w:pos="3362"/>
-        </w:tabs>
-        <w:spacing w:after="20" w:before="240" w:line="360" w:lineRule="auto"/>
-        <w:ind w:left="0" w:firstLine="20"/>
-        <w:jc w:val="left"/>
-        <w:rPr>
-          <w:rFonts w:ascii="Times New Roman" w:cs="Times New Roman" w:eastAsia="Times New Roman" w:hAnsi="Times New Roman"/>
-          <w:sz w:val="28"/>
-          <w:szCs w:val="28"/>
-        </w:rPr>
-      </w:pPr>
-      <w:r>
-        <w:rPr>
-          <w:rtl w:val="0"/>
-        </w:rPr>
-      </w:r>
-    </w:p>
-    <w:p>
-      <w:pPr>
-        <w:pStyle w:val="Heading1"/>
         <w:numPr>
           <w:ilvl w:val="0"/>
           <w:numId w:val="1"/>
         </w:numPr>
+        <w:tabs>
+          <w:tab w:val="left" w:leader="none" w:pos="3362"/>
+        </w:tabs>
+        <w:spacing w:line="360" w:lineRule="auto"/>
         <w:ind w:left="720" w:hanging="360"/>
-        <w:rPr>
-          <w:rFonts w:ascii="Times New Roman" w:cs="Times New Roman" w:eastAsia="Times New Roman" w:hAnsi="Times New Roman"/>
-          <w:b w:val="1"/>
-          <w:bCs w:val="1"/>
-          <w:u w:val="none"/>
-        </w:rPr>
-      </w:pPr>
-      <w:bookmarkStart w:colFirst="0" w:colLast="0" w:name="_4ttkwjnita7s" w:id="1"/>
-      <w:bookmarkEnd w:id="1"/>
-      <w:r>
-        <w:rPr>
-          <w:rFonts w:ascii="Times New Roman" w:cs="Times New Roman" w:eastAsia="Times New Roman" w:hAnsi="Times New Roman"/>
-          <w:b w:val="1"/>
-          <w:bCs w:val="1"/>
+        <w:jc w:val="both"/>
+        <w:rPr>
+          <w:rFonts w:ascii="Times New Roman" w:cs="Times New Roman" w:eastAsia="Times New Roman" w:hAnsi="Times New Roman"/>
+          <w:b w:val="1"/>
+          <w:bCs w:val="1"/>
+          <w:sz w:val="26"/>
+          <w:szCs w:val="26"/>
+        </w:rPr>
+      </w:pPr>
+      <w:r>
+        <w:rPr>
+          <w:rFonts w:ascii="Times New Roman" w:cs="Times New Roman" w:eastAsia="Times New Roman" w:hAnsi="Times New Roman"/>
+          <w:b w:val="1"/>
+          <w:bCs w:val="1"/>
+          <w:sz w:val="26"/>
+          <w:szCs w:val="26"/>
           <w:rtl w:val="0"/>
         </w:rPr>
         <w:t xml:space="preserve">Задание </w:t>
@@ -637,19 +822,20 @@
     </w:p>
     <w:p>
       <w:pPr>
-        <w:spacing w:after="240" w:before="240" w:line="240" w:lineRule="auto"/>
-        <w:ind w:left="0" w:firstLine="720"/>
-        <w:rPr>
-          <w:rFonts w:ascii="Times New Roman" w:cs="Times New Roman" w:eastAsia="Times New Roman" w:hAnsi="Times New Roman"/>
-          <w:sz w:val="28"/>
-          <w:szCs w:val="28"/>
-        </w:rPr>
-      </w:pPr>
-      <w:r>
-        <w:rPr>
-          <w:rFonts w:ascii="Times New Roman" w:cs="Times New Roman" w:eastAsia="Times New Roman" w:hAnsi="Times New Roman"/>
-          <w:sz w:val="28"/>
-          <w:szCs w:val="28"/>
+        <w:spacing w:line="360" w:lineRule="auto"/>
+        <w:ind w:firstLine="720"/>
+        <w:jc w:val="both"/>
+        <w:rPr>
+          <w:rFonts w:ascii="Times New Roman" w:cs="Times New Roman" w:eastAsia="Times New Roman" w:hAnsi="Times New Roman"/>
+          <w:sz w:val="26"/>
+          <w:szCs w:val="26"/>
+        </w:rPr>
+      </w:pPr>
+      <w:r>
+        <w:rPr>
+          <w:rFonts w:ascii="Times New Roman" w:cs="Times New Roman" w:eastAsia="Times New Roman" w:hAnsi="Times New Roman"/>
+          <w:sz w:val="26"/>
+          <w:szCs w:val="26"/>
           <w:rtl w:val="0"/>
         </w:rPr>
         <w:t xml:space="preserve">Центральный процессор через заданные интервалы времени генерирует заявки к оперативной памяти. Оперативная память последовательно обрабатывает поступающие заявки. Необходимо промоделировать работу системы, собрать статистику по очереди заявок к оперативной памяти и по функционированию оперативной памяти, а также определить продолжительность моделирования.</w:t>
@@ -657,96 +843,49 @@
     </w:p>
     <w:p>
       <w:pPr>
-        <w:spacing w:after="0" w:before="240" w:line="240" w:lineRule="auto"/>
-        <w:ind w:left="0" w:firstLine="720"/>
-        <w:rPr>
-          <w:rFonts w:ascii="Times New Roman" w:cs="Times New Roman" w:eastAsia="Times New Roman" w:hAnsi="Times New Roman"/>
-          <w:sz w:val="28"/>
-          <w:szCs w:val="28"/>
-        </w:rPr>
-      </w:pPr>
-      <w:r>
-        <w:rPr>
-          <w:rFonts w:ascii="Times New Roman" w:cs="Times New Roman" w:eastAsia="Times New Roman" w:hAnsi="Times New Roman"/>
-          <w:sz w:val="28"/>
-          <w:szCs w:val="28"/>
-          <w:rtl w:val="0"/>
-        </w:rPr>
-        <w:t xml:space="preserve">Вариант 8.</w:t>
-      </w:r>
-    </w:p>
-    <w:p>
-      <w:pPr>
-        <w:spacing w:after="0" w:before="240" w:line="240" w:lineRule="auto"/>
-        <w:ind w:left="0" w:firstLine="720"/>
-        <w:rPr>
-          <w:rFonts w:ascii="Times New Roman" w:cs="Times New Roman" w:eastAsia="Times New Roman" w:hAnsi="Times New Roman"/>
-          <w:sz w:val="28"/>
-          <w:szCs w:val="28"/>
-        </w:rPr>
-      </w:pPr>
-      <w:r>
-        <w:rPr>
-          <w:rFonts w:ascii="Times New Roman" w:cs="Times New Roman" w:eastAsia="Times New Roman" w:hAnsi="Times New Roman"/>
-          <w:sz w:val="28"/>
-          <w:szCs w:val="28"/>
-          <w:rtl w:val="0"/>
-        </w:rPr>
-        <w:t xml:space="preserve">T1 = 11 ± 4 такта; T2 = 15 тактов; N = 35 транзактов.</w:t>
-      </w:r>
-    </w:p>
-    <w:p>
-      <w:pPr>
-        <w:spacing w:after="0" w:before="240" w:line="240" w:lineRule="auto"/>
-        <w:ind w:left="0" w:firstLine="0"/>
-        <w:rPr>
-          <w:rFonts w:ascii="Times New Roman" w:cs="Times New Roman" w:eastAsia="Times New Roman" w:hAnsi="Times New Roman"/>
-          <w:sz w:val="28"/>
-          <w:szCs w:val="28"/>
-        </w:rPr>
-      </w:pPr>
-      <w:r>
-        <w:rPr>
-          <w:rtl w:val="0"/>
-        </w:rPr>
-      </w:r>
-    </w:p>
-    <w:p>
-      <w:pPr>
-        <w:pStyle w:val="Heading1"/>
-        <w:keepNext w:val="1"/>
-        <w:keepLines w:val="1"/>
-        <w:pageBreakBefore w:val="0"/>
-        <w:widowControl w:val="1"/>
+        <w:spacing w:line="360" w:lineRule="auto"/>
+        <w:ind w:firstLine="720"/>
+        <w:jc w:val="both"/>
+        <w:rPr>
+          <w:rFonts w:ascii="Times New Roman" w:cs="Times New Roman" w:eastAsia="Times New Roman" w:hAnsi="Times New Roman"/>
+          <w:sz w:val="26"/>
+          <w:szCs w:val="26"/>
+        </w:rPr>
+      </w:pPr>
+      <w:r>
+        <w:rPr>
+          <w:rFonts w:ascii="Times New Roman" w:cs="Times New Roman" w:eastAsia="Times New Roman" w:hAnsi="Times New Roman"/>
+          <w:sz w:val="26"/>
+          <w:szCs w:val="26"/>
+          <w:rtl w:val="0"/>
+        </w:rPr>
+        <w:t xml:space="preserve">Вариант 8: T1 = 11 ± 4 такта; T2 = 15 тактов; N = 35 транзактов.</w:t>
+      </w:r>
+    </w:p>
+    <w:p>
+      <w:pPr>
         <w:numPr>
           <w:ilvl w:val="0"/>
           <w:numId w:val="1"/>
         </w:numPr>
-        <w:pBdr>
-          <w:top w:space="0" w:sz="0" w:val="nil"/>
-          <w:left w:space="0" w:sz="0" w:val="nil"/>
-          <w:bottom w:space="0" w:sz="0" w:val="nil"/>
-          <w:right w:space="0" w:sz="0" w:val="nil"/>
-          <w:between w:space="0" w:sz="0" w:val="nil"/>
-        </w:pBdr>
-        <w:shd w:fill="auto" w:val="clear"/>
-        <w:spacing w:after="140" w:before="0" w:line="264" w:lineRule="auto"/>
-        <w:ind w:left="720" w:right="0" w:hanging="360"/>
-        <w:jc w:val="left"/>
-        <w:rPr>
-          <w:rFonts w:ascii="Times New Roman" w:cs="Times New Roman" w:eastAsia="Times New Roman" w:hAnsi="Times New Roman"/>
-          <w:b w:val="1"/>
-          <w:bCs w:val="1"/>
-          <w:u w:val="none"/>
-        </w:rPr>
-      </w:pPr>
-      <w:bookmarkStart w:colFirst="0" w:colLast="0" w:name="_iypjs9yy0icy" w:id="2"/>
-      <w:bookmarkEnd w:id="2"/>
-      <w:r>
-        <w:rPr>
-          <w:rFonts w:ascii="Times New Roman" w:cs="Times New Roman" w:eastAsia="Times New Roman" w:hAnsi="Times New Roman"/>
-          <w:b w:val="1"/>
-          <w:bCs w:val="1"/>
+        <w:spacing w:line="360" w:lineRule="auto"/>
+        <w:ind w:left="720" w:hanging="360"/>
+        <w:jc w:val="both"/>
+        <w:rPr>
+          <w:rFonts w:ascii="Times New Roman" w:cs="Times New Roman" w:eastAsia="Times New Roman" w:hAnsi="Times New Roman"/>
+          <w:b w:val="1"/>
+          <w:bCs w:val="1"/>
+          <w:sz w:val="26"/>
+          <w:szCs w:val="26"/>
+        </w:rPr>
+      </w:pPr>
+      <w:r>
+        <w:rPr>
+          <w:rFonts w:ascii="Times New Roman" w:cs="Times New Roman" w:eastAsia="Times New Roman" w:hAnsi="Times New Roman"/>
+          <w:b w:val="1"/>
+          <w:bCs w:val="1"/>
+          <w:sz w:val="26"/>
+          <w:szCs w:val="26"/>
           <w:rtl w:val="0"/>
         </w:rPr>
         <w:t xml:space="preserve">Листинг кода</w:t>
@@ -759,19 +898,20 @@
     </w:p>
     <w:p>
       <w:pPr>
+        <w:spacing w:line="360" w:lineRule="auto"/>
         <w:ind w:left="720" w:firstLine="0"/>
-        <w:jc w:val="left"/>
-        <w:rPr>
-          <w:rFonts w:ascii="Times New Roman" w:cs="Times New Roman" w:eastAsia="Times New Roman" w:hAnsi="Times New Roman"/>
-          <w:sz w:val="28"/>
-          <w:szCs w:val="28"/>
-        </w:rPr>
-      </w:pPr>
-      <w:r>
-        <w:rPr>
-          <w:rFonts w:ascii="Times New Roman" w:cs="Times New Roman" w:eastAsia="Times New Roman" w:hAnsi="Times New Roman"/>
-          <w:sz w:val="28"/>
-          <w:szCs w:val="28"/>
+        <w:jc w:val="both"/>
+        <w:rPr>
+          <w:rFonts w:ascii="Times New Roman" w:cs="Times New Roman" w:eastAsia="Times New Roman" w:hAnsi="Times New Roman"/>
+          <w:sz w:val="26"/>
+          <w:szCs w:val="26"/>
+        </w:rPr>
+      </w:pPr>
+      <w:r>
+        <w:rPr>
+          <w:rFonts w:ascii="Times New Roman" w:cs="Times New Roman" w:eastAsia="Times New Roman" w:hAnsi="Times New Roman"/>
+          <w:sz w:val="26"/>
+          <w:szCs w:val="26"/>
           <w:rtl w:val="0"/>
         </w:rPr>
         <w:t xml:space="preserve">SIMULATE</w:t>
@@ -779,19 +919,19 @@
     </w:p>
     <w:p>
       <w:pPr>
+        <w:spacing w:line="360" w:lineRule="auto"/>
         <w:ind w:left="720" w:firstLine="0"/>
-        <w:jc w:val="left"/>
-        <w:rPr>
-          <w:rFonts w:ascii="Times New Roman" w:cs="Times New Roman" w:eastAsia="Times New Roman" w:hAnsi="Times New Roman"/>
-          <w:sz w:val="28"/>
-          <w:szCs w:val="28"/>
-        </w:rPr>
-      </w:pPr>
-      <w:r>
-        <w:rPr>
-          <w:rFonts w:ascii="Times New Roman" w:cs="Times New Roman" w:eastAsia="Times New Roman" w:hAnsi="Times New Roman"/>
-          <w:sz w:val="28"/>
-          <w:szCs w:val="28"/>
+        <w:rPr>
+          <w:rFonts w:ascii="Times New Roman" w:cs="Times New Roman" w:eastAsia="Times New Roman" w:hAnsi="Times New Roman"/>
+          <w:sz w:val="26"/>
+          <w:szCs w:val="26"/>
+        </w:rPr>
+      </w:pPr>
+      <w:r>
+        <w:rPr>
+          <w:rFonts w:ascii="Times New Roman" w:cs="Times New Roman" w:eastAsia="Times New Roman" w:hAnsi="Times New Roman"/>
+          <w:sz w:val="26"/>
+          <w:szCs w:val="26"/>
           <w:rtl w:val="0"/>
         </w:rPr>
         <w:t xml:space="preserve">GENERATE 11,4</w:t>
@@ -799,19 +939,19 @@
     </w:p>
     <w:p>
       <w:pPr>
+        <w:spacing w:line="360" w:lineRule="auto"/>
         <w:ind w:left="720" w:firstLine="0"/>
-        <w:jc w:val="left"/>
-        <w:rPr>
-          <w:rFonts w:ascii="Times New Roman" w:cs="Times New Roman" w:eastAsia="Times New Roman" w:hAnsi="Times New Roman"/>
-          <w:sz w:val="28"/>
-          <w:szCs w:val="28"/>
-        </w:rPr>
-      </w:pPr>
-      <w:r>
-        <w:rPr>
-          <w:rFonts w:ascii="Times New Roman" w:cs="Times New Roman" w:eastAsia="Times New Roman" w:hAnsi="Times New Roman"/>
-          <w:sz w:val="28"/>
-          <w:szCs w:val="28"/>
+        <w:rPr>
+          <w:rFonts w:ascii="Times New Roman" w:cs="Times New Roman" w:eastAsia="Times New Roman" w:hAnsi="Times New Roman"/>
+          <w:sz w:val="26"/>
+          <w:szCs w:val="26"/>
+        </w:rPr>
+      </w:pPr>
+      <w:r>
+        <w:rPr>
+          <w:rFonts w:ascii="Times New Roman" w:cs="Times New Roman" w:eastAsia="Times New Roman" w:hAnsi="Times New Roman"/>
+          <w:sz w:val="26"/>
+          <w:szCs w:val="26"/>
           <w:rtl w:val="0"/>
         </w:rPr>
         <w:t xml:space="preserve">QUEUE AAA</w:t>
@@ -819,19 +959,19 @@
     </w:p>
     <w:p>
       <w:pPr>
+        <w:spacing w:line="360" w:lineRule="auto"/>
         <w:ind w:left="720" w:firstLine="0"/>
-        <w:jc w:val="left"/>
-        <w:rPr>
-          <w:rFonts w:ascii="Times New Roman" w:cs="Times New Roman" w:eastAsia="Times New Roman" w:hAnsi="Times New Roman"/>
-          <w:sz w:val="28"/>
-          <w:szCs w:val="28"/>
-        </w:rPr>
-      </w:pPr>
-      <w:r>
-        <w:rPr>
-          <w:rFonts w:ascii="Times New Roman" w:cs="Times New Roman" w:eastAsia="Times New Roman" w:hAnsi="Times New Roman"/>
-          <w:sz w:val="28"/>
-          <w:szCs w:val="28"/>
+        <w:rPr>
+          <w:rFonts w:ascii="Times New Roman" w:cs="Times New Roman" w:eastAsia="Times New Roman" w:hAnsi="Times New Roman"/>
+          <w:sz w:val="26"/>
+          <w:szCs w:val="26"/>
+        </w:rPr>
+      </w:pPr>
+      <w:r>
+        <w:rPr>
+          <w:rFonts w:ascii="Times New Roman" w:cs="Times New Roman" w:eastAsia="Times New Roman" w:hAnsi="Times New Roman"/>
+          <w:sz w:val="26"/>
+          <w:szCs w:val="26"/>
           <w:rtl w:val="0"/>
         </w:rPr>
         <w:t xml:space="preserve">SEIZE MEM</w:t>
@@ -839,19 +979,19 @@
     </w:p>
     <w:p>
       <w:pPr>
+        <w:spacing w:line="360" w:lineRule="auto"/>
         <w:ind w:left="720" w:firstLine="0"/>
-        <w:jc w:val="left"/>
-        <w:rPr>
-          <w:rFonts w:ascii="Times New Roman" w:cs="Times New Roman" w:eastAsia="Times New Roman" w:hAnsi="Times New Roman"/>
-          <w:sz w:val="28"/>
-          <w:szCs w:val="28"/>
-        </w:rPr>
-      </w:pPr>
-      <w:r>
-        <w:rPr>
-          <w:rFonts w:ascii="Times New Roman" w:cs="Times New Roman" w:eastAsia="Times New Roman" w:hAnsi="Times New Roman"/>
-          <w:sz w:val="28"/>
-          <w:szCs w:val="28"/>
+        <w:rPr>
+          <w:rFonts w:ascii="Times New Roman" w:cs="Times New Roman" w:eastAsia="Times New Roman" w:hAnsi="Times New Roman"/>
+          <w:sz w:val="26"/>
+          <w:szCs w:val="26"/>
+        </w:rPr>
+      </w:pPr>
+      <w:r>
+        <w:rPr>
+          <w:rFonts w:ascii="Times New Roman" w:cs="Times New Roman" w:eastAsia="Times New Roman" w:hAnsi="Times New Roman"/>
+          <w:sz w:val="26"/>
+          <w:szCs w:val="26"/>
           <w:rtl w:val="0"/>
         </w:rPr>
         <w:t xml:space="preserve">DEPART AAA</w:t>
@@ -859,19 +999,19 @@
     </w:p>
     <w:p>
       <w:pPr>
+        <w:spacing w:line="360" w:lineRule="auto"/>
         <w:ind w:left="720" w:firstLine="0"/>
-        <w:jc w:val="left"/>
-        <w:rPr>
-          <w:rFonts w:ascii="Times New Roman" w:cs="Times New Roman" w:eastAsia="Times New Roman" w:hAnsi="Times New Roman"/>
-          <w:sz w:val="28"/>
-          <w:szCs w:val="28"/>
-        </w:rPr>
-      </w:pPr>
-      <w:r>
-        <w:rPr>
-          <w:rFonts w:ascii="Times New Roman" w:cs="Times New Roman" w:eastAsia="Times New Roman" w:hAnsi="Times New Roman"/>
-          <w:sz w:val="28"/>
-          <w:szCs w:val="28"/>
+        <w:rPr>
+          <w:rFonts w:ascii="Times New Roman" w:cs="Times New Roman" w:eastAsia="Times New Roman" w:hAnsi="Times New Roman"/>
+          <w:sz w:val="26"/>
+          <w:szCs w:val="26"/>
+        </w:rPr>
+      </w:pPr>
+      <w:r>
+        <w:rPr>
+          <w:rFonts w:ascii="Times New Roman" w:cs="Times New Roman" w:eastAsia="Times New Roman" w:hAnsi="Times New Roman"/>
+          <w:sz w:val="26"/>
+          <w:szCs w:val="26"/>
           <w:rtl w:val="0"/>
         </w:rPr>
         <w:t xml:space="preserve">ADVANCE 15</w:t>
@@ -879,19 +1019,19 @@
     </w:p>
     <w:p>
       <w:pPr>
+        <w:spacing w:line="360" w:lineRule="auto"/>
         <w:ind w:left="720" w:firstLine="0"/>
-        <w:jc w:val="left"/>
-        <w:rPr>
-          <w:rFonts w:ascii="Times New Roman" w:cs="Times New Roman" w:eastAsia="Times New Roman" w:hAnsi="Times New Roman"/>
-          <w:sz w:val="28"/>
-          <w:szCs w:val="28"/>
-        </w:rPr>
-      </w:pPr>
-      <w:r>
-        <w:rPr>
-          <w:rFonts w:ascii="Times New Roman" w:cs="Times New Roman" w:eastAsia="Times New Roman" w:hAnsi="Times New Roman"/>
-          <w:sz w:val="28"/>
-          <w:szCs w:val="28"/>
+        <w:rPr>
+          <w:rFonts w:ascii="Times New Roman" w:cs="Times New Roman" w:eastAsia="Times New Roman" w:hAnsi="Times New Roman"/>
+          <w:sz w:val="26"/>
+          <w:szCs w:val="26"/>
+        </w:rPr>
+      </w:pPr>
+      <w:r>
+        <w:rPr>
+          <w:rFonts w:ascii="Times New Roman" w:cs="Times New Roman" w:eastAsia="Times New Roman" w:hAnsi="Times New Roman"/>
+          <w:sz w:val="26"/>
+          <w:szCs w:val="26"/>
           <w:rtl w:val="0"/>
         </w:rPr>
         <w:t xml:space="preserve">RELEASE MEM</w:t>
@@ -899,19 +1039,19 @@
     </w:p>
     <w:p>
       <w:pPr>
+        <w:spacing w:line="360" w:lineRule="auto"/>
         <w:ind w:left="720" w:firstLine="0"/>
-        <w:jc w:val="left"/>
-        <w:rPr>
-          <w:rFonts w:ascii="Times New Roman" w:cs="Times New Roman" w:eastAsia="Times New Roman" w:hAnsi="Times New Roman"/>
-          <w:sz w:val="28"/>
-          <w:szCs w:val="28"/>
-        </w:rPr>
-      </w:pPr>
-      <w:r>
-        <w:rPr>
-          <w:rFonts w:ascii="Times New Roman" w:cs="Times New Roman" w:eastAsia="Times New Roman" w:hAnsi="Times New Roman"/>
-          <w:sz w:val="28"/>
-          <w:szCs w:val="28"/>
+        <w:rPr>
+          <w:rFonts w:ascii="Times New Roman" w:cs="Times New Roman" w:eastAsia="Times New Roman" w:hAnsi="Times New Roman"/>
+          <w:sz w:val="26"/>
+          <w:szCs w:val="26"/>
+        </w:rPr>
+      </w:pPr>
+      <w:r>
+        <w:rPr>
+          <w:rFonts w:ascii="Times New Roman" w:cs="Times New Roman" w:eastAsia="Times New Roman" w:hAnsi="Times New Roman"/>
+          <w:sz w:val="26"/>
+          <w:szCs w:val="26"/>
           <w:rtl w:val="0"/>
         </w:rPr>
         <w:t xml:space="preserve">TERMINATE 1</w:t>
@@ -919,19 +1059,19 @@
     </w:p>
     <w:p>
       <w:pPr>
+        <w:spacing w:line="360" w:lineRule="auto"/>
         <w:ind w:left="720" w:firstLine="0"/>
-        <w:jc w:val="left"/>
-        <w:rPr>
-          <w:rFonts w:ascii="Times New Roman" w:cs="Times New Roman" w:eastAsia="Times New Roman" w:hAnsi="Times New Roman"/>
-          <w:sz w:val="28"/>
-          <w:szCs w:val="28"/>
-        </w:rPr>
-      </w:pPr>
-      <w:r>
-        <w:rPr>
-          <w:rFonts w:ascii="Times New Roman" w:cs="Times New Roman" w:eastAsia="Times New Roman" w:hAnsi="Times New Roman"/>
-          <w:sz w:val="28"/>
-          <w:szCs w:val="28"/>
+        <w:rPr>
+          <w:rFonts w:ascii="Times New Roman" w:cs="Times New Roman" w:eastAsia="Times New Roman" w:hAnsi="Times New Roman"/>
+          <w:sz w:val="26"/>
+          <w:szCs w:val="26"/>
+        </w:rPr>
+      </w:pPr>
+      <w:r>
+        <w:rPr>
+          <w:rFonts w:ascii="Times New Roman" w:cs="Times New Roman" w:eastAsia="Times New Roman" w:hAnsi="Times New Roman"/>
+          <w:sz w:val="26"/>
+          <w:szCs w:val="26"/>
           <w:rtl w:val="0"/>
         </w:rPr>
         <w:t xml:space="preserve">START 35</w:t>
@@ -941,91 +1081,27 @@
     </w:p>
     <w:p>
       <w:pPr>
-        <w:ind w:left="720" w:firstLine="0"/>
-        <w:jc w:val="left"/>
-        <w:rPr>
-          <w:rFonts w:ascii="Times New Roman" w:cs="Times New Roman" w:eastAsia="Times New Roman" w:hAnsi="Times New Roman"/>
-          <w:sz w:val="28"/>
-          <w:szCs w:val="28"/>
-        </w:rPr>
-      </w:pPr>
-      <w:r>
-        <w:rPr>
-          <w:rtl w:val="0"/>
-        </w:rPr>
-      </w:r>
-    </w:p>
-    <w:p>
-      <w:pPr>
-        <w:ind w:left="720" w:firstLine="0"/>
-        <w:jc w:val="left"/>
-        <w:rPr>
-          <w:rFonts w:ascii="Times New Roman" w:cs="Times New Roman" w:eastAsia="Times New Roman" w:hAnsi="Times New Roman"/>
-          <w:sz w:val="28"/>
-          <w:szCs w:val="28"/>
-        </w:rPr>
-      </w:pPr>
-      <w:r>
-        <w:rPr>
-          <w:rtl w:val="0"/>
-        </w:rPr>
-      </w:r>
-    </w:p>
-    <w:p>
-      <w:pPr>
-        <w:ind w:left="720" w:firstLine="0"/>
-        <w:jc w:val="left"/>
-        <w:rPr>
-          <w:rFonts w:ascii="Times New Roman" w:cs="Times New Roman" w:eastAsia="Times New Roman" w:hAnsi="Times New Roman"/>
-          <w:sz w:val="28"/>
-          <w:szCs w:val="28"/>
-        </w:rPr>
-      </w:pPr>
-      <w:r>
-        <w:rPr>
-          <w:rtl w:val="0"/>
-        </w:rPr>
-      </w:r>
-    </w:p>
-    <w:p>
-      <w:pPr>
-        <w:ind w:left="0" w:firstLine="0"/>
-        <w:jc w:val="left"/>
-        <w:rPr>
-          <w:rFonts w:ascii="Times New Roman" w:cs="Times New Roman" w:eastAsia="Times New Roman" w:hAnsi="Times New Roman"/>
-          <w:sz w:val="28"/>
-          <w:szCs w:val="28"/>
-        </w:rPr>
-      </w:pPr>
-      <w:r>
-        <w:rPr>
-          <w:rtl w:val="0"/>
-        </w:rPr>
-      </w:r>
-    </w:p>
-    <w:p>
-      <w:pPr>
-        <w:pStyle w:val="Heading1"/>
         <w:numPr>
           <w:ilvl w:val="0"/>
           <w:numId w:val="1"/>
         </w:numPr>
-        <w:spacing w:after="140" w:lineRule="auto"/>
+        <w:spacing w:line="360" w:lineRule="auto"/>
         <w:ind w:left="720" w:hanging="360"/>
         <w:rPr>
           <w:rFonts w:ascii="Times New Roman" w:cs="Times New Roman" w:eastAsia="Times New Roman" w:hAnsi="Times New Roman"/>
           <w:b w:val="1"/>
           <w:bCs w:val="1"/>
-          <w:u w:val="none"/>
-        </w:rPr>
-      </w:pPr>
-      <w:bookmarkStart w:colFirst="0" w:colLast="0" w:name="_vk5vvxbjgiwi" w:id="3"/>
-      <w:bookmarkEnd w:id="3"/>
-      <w:r>
-        <w:rPr>
-          <w:rFonts w:ascii="Times New Roman" w:cs="Times New Roman" w:eastAsia="Times New Roman" w:hAnsi="Times New Roman"/>
-          <w:b w:val="1"/>
-          <w:bCs w:val="1"/>
+          <w:sz w:val="26"/>
+          <w:szCs w:val="26"/>
+        </w:rPr>
+      </w:pPr>
+      <w:r>
+        <w:rPr>
+          <w:rFonts w:ascii="Times New Roman" w:cs="Times New Roman" w:eastAsia="Times New Roman" w:hAnsi="Times New Roman"/>
+          <w:b w:val="1"/>
+          <w:bCs w:val="1"/>
+          <w:sz w:val="26"/>
+          <w:szCs w:val="26"/>
           <w:rtl w:val="0"/>
         </w:rPr>
         <w:t xml:space="preserve">Метод решения</w:t>
@@ -1038,39 +1114,41 @@
     </w:p>
     <w:p>
       <w:pPr>
-        <w:spacing w:after="240" w:lineRule="auto"/>
-        <w:ind w:left="0" w:firstLine="720"/>
-        <w:rPr>
-          <w:rFonts w:ascii="Times New Roman" w:cs="Times New Roman" w:eastAsia="Times New Roman" w:hAnsi="Times New Roman"/>
-          <w:sz w:val="28"/>
-          <w:szCs w:val="28"/>
-        </w:rPr>
-      </w:pPr>
-      <w:r>
-        <w:rPr>
-          <w:rFonts w:ascii="Times New Roman" w:cs="Times New Roman" w:eastAsia="Times New Roman" w:hAnsi="Times New Roman"/>
-          <w:sz w:val="28"/>
-          <w:szCs w:val="28"/>
-          <w:rtl w:val="0"/>
-        </w:rPr>
-        <w:t xml:space="preserve">В программе создается поток транзактов с помощью блока GENERATE 11,4. Средний интервал между поступлениями транзактов составляет 11 тактов и может случайно изменяться в пределах 4 тактов. Поэтому интервал между соседними транзактами может составлять от 7 до 15 тактов.</w:t>
-      </w:r>
-    </w:p>
-    <w:p>
-      <w:pPr>
-        <w:spacing w:after="240" w:lineRule="auto"/>
-        <w:ind w:left="0" w:firstLine="720"/>
-        <w:rPr>
-          <w:rFonts w:ascii="Times New Roman" w:cs="Times New Roman" w:eastAsia="Times New Roman" w:hAnsi="Times New Roman"/>
-          <w:sz w:val="28"/>
-          <w:szCs w:val="28"/>
-        </w:rPr>
-      </w:pPr>
-      <w:r>
-        <w:rPr>
-          <w:rFonts w:ascii="Times New Roman" w:cs="Times New Roman" w:eastAsia="Times New Roman" w:hAnsi="Times New Roman"/>
-          <w:sz w:val="28"/>
-          <w:szCs w:val="28"/>
+        <w:spacing w:line="360" w:lineRule="auto"/>
+        <w:ind w:firstLine="720"/>
+        <w:jc w:val="both"/>
+        <w:rPr>
+          <w:rFonts w:ascii="Times New Roman" w:cs="Times New Roman" w:eastAsia="Times New Roman" w:hAnsi="Times New Roman"/>
+          <w:sz w:val="26"/>
+          <w:szCs w:val="26"/>
+        </w:rPr>
+      </w:pPr>
+      <w:r>
+        <w:rPr>
+          <w:rFonts w:ascii="Times New Roman" w:cs="Times New Roman" w:eastAsia="Times New Roman" w:hAnsi="Times New Roman"/>
+          <w:sz w:val="26"/>
+          <w:szCs w:val="26"/>
+          <w:rtl w:val="0"/>
+        </w:rPr>
+        <w:t xml:space="preserve">В программе создается поток транзактов с помощью блока GENERATE 11,4. Средний интервал между поступлениями транзактов составляет 11 тактов и может случайно изменяться в пределах 4 тактов, поэтому интервал между соседними транзактами может составлять от 7 до 15 тактов.</w:t>
+      </w:r>
+    </w:p>
+    <w:p>
+      <w:pPr>
+        <w:spacing w:line="360" w:lineRule="auto"/>
+        <w:ind w:firstLine="720"/>
+        <w:jc w:val="both"/>
+        <w:rPr>
+          <w:rFonts w:ascii="Times New Roman" w:cs="Times New Roman" w:eastAsia="Times New Roman" w:hAnsi="Times New Roman"/>
+          <w:sz w:val="26"/>
+          <w:szCs w:val="26"/>
+        </w:rPr>
+      </w:pPr>
+      <w:r>
+        <w:rPr>
+          <w:rFonts w:ascii="Times New Roman" w:cs="Times New Roman" w:eastAsia="Times New Roman" w:hAnsi="Times New Roman"/>
+          <w:sz w:val="26"/>
+          <w:szCs w:val="26"/>
           <w:rtl w:val="0"/>
         </w:rPr>
         <w:t xml:space="preserve">После создания транзакт поступает в очередь AAA перед устройством MEM. Вход транзакта в очередь фиксируется блоком QUEUE AAA.</w:t>
@@ -1078,19 +1156,20 @@
     </w:p>
     <w:p>
       <w:pPr>
-        <w:spacing w:after="240" w:lineRule="auto"/>
-        <w:ind w:left="0" w:firstLine="720"/>
-        <w:rPr>
-          <w:rFonts w:ascii="Times New Roman" w:cs="Times New Roman" w:eastAsia="Times New Roman" w:hAnsi="Times New Roman"/>
-          <w:sz w:val="28"/>
-          <w:szCs w:val="28"/>
-        </w:rPr>
-      </w:pPr>
-      <w:r>
-        <w:rPr>
-          <w:rFonts w:ascii="Times New Roman" w:cs="Times New Roman" w:eastAsia="Times New Roman" w:hAnsi="Times New Roman"/>
-          <w:sz w:val="28"/>
-          <w:szCs w:val="28"/>
+        <w:spacing w:line="360" w:lineRule="auto"/>
+        <w:ind w:firstLine="720"/>
+        <w:jc w:val="both"/>
+        <w:rPr>
+          <w:rFonts w:ascii="Times New Roman" w:cs="Times New Roman" w:eastAsia="Times New Roman" w:hAnsi="Times New Roman"/>
+          <w:sz w:val="26"/>
+          <w:szCs w:val="26"/>
+        </w:rPr>
+      </w:pPr>
+      <w:r>
+        <w:rPr>
+          <w:rFonts w:ascii="Times New Roman" w:cs="Times New Roman" w:eastAsia="Times New Roman" w:hAnsi="Times New Roman"/>
+          <w:sz w:val="26"/>
+          <w:szCs w:val="26"/>
           <w:rtl w:val="0"/>
         </w:rPr>
         <w:t xml:space="preserve">Блок SEIZE MEM проверяет состояние устройства MEM. Если устройство свободно, транзакт занимает его. Если устройство уже занято другим транзактом, новый транзакт остается в очереди и ожидает освобождения устройства.</w:t>
@@ -1098,19 +1177,20 @@
     </w:p>
     <w:p>
       <w:pPr>
-        <w:spacing w:after="240" w:lineRule="auto"/>
-        <w:ind w:left="0" w:firstLine="720"/>
-        <w:rPr>
-          <w:rFonts w:ascii="Times New Roman" w:cs="Times New Roman" w:eastAsia="Times New Roman" w:hAnsi="Times New Roman"/>
-          <w:sz w:val="28"/>
-          <w:szCs w:val="28"/>
-        </w:rPr>
-      </w:pPr>
-      <w:r>
-        <w:rPr>
-          <w:rFonts w:ascii="Times New Roman" w:cs="Times New Roman" w:eastAsia="Times New Roman" w:hAnsi="Times New Roman"/>
-          <w:sz w:val="28"/>
-          <w:szCs w:val="28"/>
+        <w:spacing w:line="360" w:lineRule="auto"/>
+        <w:ind w:firstLine="720"/>
+        <w:jc w:val="both"/>
+        <w:rPr>
+          <w:rFonts w:ascii="Times New Roman" w:cs="Times New Roman" w:eastAsia="Times New Roman" w:hAnsi="Times New Roman"/>
+          <w:sz w:val="26"/>
+          <w:szCs w:val="26"/>
+        </w:rPr>
+      </w:pPr>
+      <w:r>
+        <w:rPr>
+          <w:rFonts w:ascii="Times New Roman" w:cs="Times New Roman" w:eastAsia="Times New Roman" w:hAnsi="Times New Roman"/>
+          <w:sz w:val="26"/>
+          <w:szCs w:val="26"/>
           <w:rtl w:val="0"/>
         </w:rPr>
         <w:t xml:space="preserve">После занятия устройства транзакт покидает очередь AAA. Выход из очереди фиксируется блоком DEPART AAA.</w:t>
@@ -1118,19 +1198,20 @@
     </w:p>
     <w:p>
       <w:pPr>
-        <w:spacing w:after="240" w:lineRule="auto"/>
-        <w:ind w:left="0" w:firstLine="720"/>
-        <w:rPr>
-          <w:rFonts w:ascii="Times New Roman" w:cs="Times New Roman" w:eastAsia="Times New Roman" w:hAnsi="Times New Roman"/>
-          <w:sz w:val="28"/>
-          <w:szCs w:val="28"/>
-        </w:rPr>
-      </w:pPr>
-      <w:r>
-        <w:rPr>
-          <w:rFonts w:ascii="Times New Roman" w:cs="Times New Roman" w:eastAsia="Times New Roman" w:hAnsi="Times New Roman"/>
-          <w:sz w:val="28"/>
-          <w:szCs w:val="28"/>
+        <w:spacing w:line="360" w:lineRule="auto"/>
+        <w:ind w:firstLine="720"/>
+        <w:jc w:val="both"/>
+        <w:rPr>
+          <w:rFonts w:ascii="Times New Roman" w:cs="Times New Roman" w:eastAsia="Times New Roman" w:hAnsi="Times New Roman"/>
+          <w:sz w:val="26"/>
+          <w:szCs w:val="26"/>
+        </w:rPr>
+      </w:pPr>
+      <w:r>
+        <w:rPr>
+          <w:rFonts w:ascii="Times New Roman" w:cs="Times New Roman" w:eastAsia="Times New Roman" w:hAnsi="Times New Roman"/>
+          <w:sz w:val="26"/>
+          <w:szCs w:val="26"/>
           <w:rtl w:val="0"/>
         </w:rPr>
         <w:t xml:space="preserve">Обработка одного транзакта устройством MEM занимает 15 тактов. Это время задается блоком ADVANCE 15.</w:t>
@@ -1138,19 +1219,20 @@
     </w:p>
     <w:p>
       <w:pPr>
-        <w:spacing w:after="240" w:lineRule="auto"/>
-        <w:ind w:left="0" w:firstLine="720"/>
-        <w:rPr>
-          <w:rFonts w:ascii="Times New Roman" w:cs="Times New Roman" w:eastAsia="Times New Roman" w:hAnsi="Times New Roman"/>
-          <w:sz w:val="28"/>
-          <w:szCs w:val="28"/>
-        </w:rPr>
-      </w:pPr>
-      <w:r>
-        <w:rPr>
-          <w:rFonts w:ascii="Times New Roman" w:cs="Times New Roman" w:eastAsia="Times New Roman" w:hAnsi="Times New Roman"/>
-          <w:sz w:val="28"/>
-          <w:szCs w:val="28"/>
+        <w:spacing w:line="360" w:lineRule="auto"/>
+        <w:ind w:firstLine="720"/>
+        <w:jc w:val="both"/>
+        <w:rPr>
+          <w:rFonts w:ascii="Times New Roman" w:cs="Times New Roman" w:eastAsia="Times New Roman" w:hAnsi="Times New Roman"/>
+          <w:sz w:val="26"/>
+          <w:szCs w:val="26"/>
+        </w:rPr>
+      </w:pPr>
+      <w:r>
+        <w:rPr>
+          <w:rFonts w:ascii="Times New Roman" w:cs="Times New Roman" w:eastAsia="Times New Roman" w:hAnsi="Times New Roman"/>
+          <w:sz w:val="26"/>
+          <w:szCs w:val="26"/>
           <w:rtl w:val="0"/>
         </w:rPr>
         <w:t xml:space="preserve">После окончания обработки блок RELEASE MEM освобождает устройство, и оно может начать обработку следующего транзакта из очереди.</w:t>
@@ -1158,19 +1240,20 @@
     </w:p>
     <w:p>
       <w:pPr>
-        <w:spacing w:after="240" w:lineRule="auto"/>
-        <w:ind w:left="0" w:firstLine="720"/>
-        <w:rPr>
-          <w:rFonts w:ascii="Times New Roman" w:cs="Times New Roman" w:eastAsia="Times New Roman" w:hAnsi="Times New Roman"/>
-          <w:sz w:val="28"/>
-          <w:szCs w:val="28"/>
-        </w:rPr>
-      </w:pPr>
-      <w:r>
-        <w:rPr>
-          <w:rFonts w:ascii="Times New Roman" w:cs="Times New Roman" w:eastAsia="Times New Roman" w:hAnsi="Times New Roman"/>
-          <w:sz w:val="28"/>
-          <w:szCs w:val="28"/>
+        <w:spacing w:line="360" w:lineRule="auto"/>
+        <w:ind w:firstLine="720"/>
+        <w:jc w:val="both"/>
+        <w:rPr>
+          <w:rFonts w:ascii="Times New Roman" w:cs="Times New Roman" w:eastAsia="Times New Roman" w:hAnsi="Times New Roman"/>
+          <w:sz w:val="26"/>
+          <w:szCs w:val="26"/>
+        </w:rPr>
+      </w:pPr>
+      <w:r>
+        <w:rPr>
+          <w:rFonts w:ascii="Times New Roman" w:cs="Times New Roman" w:eastAsia="Times New Roman" w:hAnsi="Times New Roman"/>
+          <w:sz w:val="26"/>
+          <w:szCs w:val="26"/>
           <w:rtl w:val="0"/>
         </w:rPr>
         <w:t xml:space="preserve">Обработанный транзакт проходит через блок TERMINATE 1. При этом счетчик завершения моделирования уменьшается на единицу.</w:t>
@@ -1178,39 +1261,41 @@
     </w:p>
     <w:p>
       <w:pPr>
-        <w:spacing w:after="240" w:lineRule="auto"/>
-        <w:ind w:left="0" w:firstLine="720"/>
-        <w:rPr>
-          <w:rFonts w:ascii="Times New Roman" w:cs="Times New Roman" w:eastAsia="Times New Roman" w:hAnsi="Times New Roman"/>
-          <w:sz w:val="28"/>
-          <w:szCs w:val="28"/>
-        </w:rPr>
-      </w:pPr>
-      <w:r>
-        <w:rPr>
-          <w:rFonts w:ascii="Times New Roman" w:cs="Times New Roman" w:eastAsia="Times New Roman" w:hAnsi="Times New Roman"/>
-          <w:sz w:val="28"/>
-          <w:szCs w:val="28"/>
-          <w:rtl w:val="0"/>
-        </w:rPr>
-        <w:t xml:space="preserve">Перед началом моделирования командой START 35 счетчик завершения устанавливается равным 35. Поэтому моделирование заканчивается после полной обработки 35 транзактов.</w:t>
-      </w:r>
-    </w:p>
-    <w:p>
-      <w:pPr>
-        <w:spacing w:after="240" w:lineRule="auto"/>
-        <w:ind w:left="0" w:firstLine="720"/>
-        <w:rPr>
-          <w:rFonts w:ascii="Times New Roman" w:cs="Times New Roman" w:eastAsia="Times New Roman" w:hAnsi="Times New Roman"/>
-          <w:sz w:val="28"/>
-          <w:szCs w:val="28"/>
-        </w:rPr>
-      </w:pPr>
-      <w:r>
-        <w:rPr>
-          <w:rFonts w:ascii="Times New Roman" w:cs="Times New Roman" w:eastAsia="Times New Roman" w:hAnsi="Times New Roman"/>
-          <w:sz w:val="28"/>
-          <w:szCs w:val="28"/>
+        <w:spacing w:line="360" w:lineRule="auto"/>
+        <w:ind w:firstLine="720"/>
+        <w:jc w:val="both"/>
+        <w:rPr>
+          <w:rFonts w:ascii="Times New Roman" w:cs="Times New Roman" w:eastAsia="Times New Roman" w:hAnsi="Times New Roman"/>
+          <w:sz w:val="26"/>
+          <w:szCs w:val="26"/>
+        </w:rPr>
+      </w:pPr>
+      <w:r>
+        <w:rPr>
+          <w:rFonts w:ascii="Times New Roman" w:cs="Times New Roman" w:eastAsia="Times New Roman" w:hAnsi="Times New Roman"/>
+          <w:sz w:val="26"/>
+          <w:szCs w:val="26"/>
+          <w:rtl w:val="0"/>
+        </w:rPr>
+        <w:t xml:space="preserve">Перед началом моделирования командой START 35 счетчик завершения устанавливается равным 35, поэтому моделирование заканчивается после полной обработки 35 транзактов.</w:t>
+      </w:r>
+    </w:p>
+    <w:p>
+      <w:pPr>
+        <w:spacing w:line="360" w:lineRule="auto"/>
+        <w:ind w:firstLine="720"/>
+        <w:jc w:val="both"/>
+        <w:rPr>
+          <w:rFonts w:ascii="Times New Roman" w:cs="Times New Roman" w:eastAsia="Times New Roman" w:hAnsi="Times New Roman"/>
+          <w:sz w:val="26"/>
+          <w:szCs w:val="26"/>
+        </w:rPr>
+      </w:pPr>
+      <w:r>
+        <w:rPr>
+          <w:rFonts w:ascii="Times New Roman" w:cs="Times New Roman" w:eastAsia="Times New Roman" w:hAnsi="Times New Roman"/>
+          <w:sz w:val="26"/>
+          <w:szCs w:val="26"/>
           <w:rtl w:val="0"/>
         </w:rPr>
         <w:t xml:space="preserve">По результатам моделирования время работы модели составило 534,1624 такта. За это время было создано 47 транзактов, из которых 35 были полностью обработаны. На момент завершения моделирования еще 12 транзактов находились в очереди AAA.</w:t>
@@ -1218,19 +1303,20 @@
     </w:p>
     <w:p>
       <w:pPr>
-        <w:spacing w:after="240" w:lineRule="auto"/>
-        <w:ind w:left="0" w:firstLine="720"/>
-        <w:rPr>
-          <w:rFonts w:ascii="Times New Roman" w:cs="Times New Roman" w:eastAsia="Times New Roman" w:hAnsi="Times New Roman"/>
-          <w:sz w:val="28"/>
-          <w:szCs w:val="28"/>
-        </w:rPr>
-      </w:pPr>
-      <w:r>
-        <w:rPr>
-          <w:rFonts w:ascii="Times New Roman" w:cs="Times New Roman" w:eastAsia="Times New Roman" w:hAnsi="Times New Roman"/>
-          <w:sz w:val="28"/>
-          <w:szCs w:val="28"/>
+        <w:spacing w:line="360" w:lineRule="auto"/>
+        <w:ind w:firstLine="720"/>
+        <w:jc w:val="both"/>
+        <w:rPr>
+          <w:rFonts w:ascii="Times New Roman" w:cs="Times New Roman" w:eastAsia="Times New Roman" w:hAnsi="Times New Roman"/>
+          <w:sz w:val="26"/>
+          <w:szCs w:val="26"/>
+        </w:rPr>
+      </w:pPr>
+      <w:r>
+        <w:rPr>
+          <w:rFonts w:ascii="Times New Roman" w:cs="Times New Roman" w:eastAsia="Times New Roman" w:hAnsi="Times New Roman"/>
+          <w:sz w:val="26"/>
+          <w:szCs w:val="26"/>
           <w:rtl w:val="0"/>
         </w:rPr>
         <w:t xml:space="preserve">Устройство MEM было занято 98,3% времени моделирования. Через устройство прошло 35 транзактов, а время обработки каждого транзакта составляло 15 тактов.</w:t>
@@ -1238,19 +1324,20 @@
     </w:p>
     <w:p>
       <w:pPr>
-        <w:spacing w:after="240" w:lineRule="auto"/>
-        <w:ind w:left="0" w:firstLine="720"/>
-        <w:rPr>
-          <w:rFonts w:ascii="Times New Roman" w:cs="Times New Roman" w:eastAsia="Times New Roman" w:hAnsi="Times New Roman"/>
-          <w:sz w:val="28"/>
-          <w:szCs w:val="28"/>
-        </w:rPr>
-      </w:pPr>
-      <w:r>
-        <w:rPr>
-          <w:rFonts w:ascii="Times New Roman" w:cs="Times New Roman" w:eastAsia="Times New Roman" w:hAnsi="Times New Roman"/>
-          <w:sz w:val="28"/>
-          <w:szCs w:val="28"/>
+        <w:spacing w:line="360" w:lineRule="auto"/>
+        <w:ind w:firstLine="720"/>
+        <w:jc w:val="both"/>
+        <w:rPr>
+          <w:rFonts w:ascii="Times New Roman" w:cs="Times New Roman" w:eastAsia="Times New Roman" w:hAnsi="Times New Roman"/>
+          <w:sz w:val="26"/>
+          <w:szCs w:val="26"/>
+        </w:rPr>
+      </w:pPr>
+      <w:r>
+        <w:rPr>
+          <w:rFonts w:ascii="Times New Roman" w:cs="Times New Roman" w:eastAsia="Times New Roman" w:hAnsi="Times New Roman"/>
+          <w:sz w:val="26"/>
+          <w:szCs w:val="26"/>
           <w:rtl w:val="0"/>
         </w:rPr>
         <w:t xml:space="preserve">Максимальная длина очереди AAA составила 12 транзактов, а средняя длина очереди - 5,775 транзакта. Среднее время нахождения транзакта в очереди составило 65,637 такта.</w:t>
@@ -1258,72 +1345,56 @@
     </w:p>
     <w:p>
       <w:pPr>
-        <w:spacing w:after="240" w:lineRule="auto"/>
-        <w:ind w:left="0" w:firstLine="720"/>
-        <w:rPr>
-          <w:rFonts w:ascii="Times New Roman" w:cs="Times New Roman" w:eastAsia="Times New Roman" w:hAnsi="Times New Roman"/>
-          <w:sz w:val="28"/>
-          <w:szCs w:val="28"/>
-        </w:rPr>
-      </w:pPr>
-      <w:r>
-        <w:rPr>
-          <w:rFonts w:ascii="Times New Roman" w:cs="Times New Roman" w:eastAsia="Times New Roman" w:hAnsi="Times New Roman"/>
-          <w:sz w:val="28"/>
-          <w:szCs w:val="28"/>
+        <w:spacing w:line="360" w:lineRule="auto"/>
+        <w:ind w:firstLine="720"/>
+        <w:jc w:val="both"/>
+        <w:rPr>
+          <w:rFonts w:ascii="Times New Roman" w:cs="Times New Roman" w:eastAsia="Times New Roman" w:hAnsi="Times New Roman"/>
+          <w:b w:val="1"/>
+          <w:bCs w:val="1"/>
+          <w:sz w:val="26"/>
+          <w:szCs w:val="26"/>
+        </w:rPr>
+      </w:pPr>
+      <w:r>
+        <w:rPr>
+          <w:rFonts w:ascii="Times New Roman" w:cs="Times New Roman" w:eastAsia="Times New Roman" w:hAnsi="Times New Roman"/>
+          <w:sz w:val="26"/>
+          <w:szCs w:val="26"/>
           <w:rtl w:val="0"/>
         </w:rPr>
         <w:t xml:space="preserve">Из 47 транзактов только один смог пройти очередь без ожидания. На момент завершения моделирования в очереди оставалось 12 транзактов.</w:t>
       </w:r>
-    </w:p>
-    <w:p>
-      <w:pPr>
-        <w:ind w:firstLine="219"/>
-        <w:rPr>
-          <w:rFonts w:ascii="Times New Roman" w:cs="Times New Roman" w:eastAsia="Times New Roman" w:hAnsi="Times New Roman"/>
-          <w:sz w:val="28"/>
-          <w:szCs w:val="28"/>
-        </w:rPr>
-      </w:pPr>
-      <w:r>
-        <w:rPr>
-          <w:rtl w:val="0"/>
-        </w:rPr>
-      </w:r>
-    </w:p>
-    <w:p>
-      <w:pPr>
-        <w:ind w:left="10" w:firstLine="0"/>
-        <w:rPr/>
-      </w:pPr>
-      <w:r>
-        <w:rPr>
-          <w:rtl w:val="0"/>
-        </w:rPr>
-      </w:r>
-    </w:p>
-    <w:p>
-      <w:pPr>
-        <w:pStyle w:val="Heading1"/>
+      <w:r>
+        <w:rPr>
+          <w:rtl w:val="0"/>
+        </w:rPr>
+      </w:r>
+    </w:p>
+    <w:p>
+      <w:pPr>
         <w:numPr>
           <w:ilvl w:val="0"/>
           <w:numId w:val="1"/>
         </w:numPr>
+        <w:spacing w:line="360" w:lineRule="auto"/>
         <w:ind w:left="720" w:hanging="360"/>
-        <w:rPr>
-          <w:rFonts w:ascii="Times New Roman" w:cs="Times New Roman" w:eastAsia="Times New Roman" w:hAnsi="Times New Roman"/>
-          <w:b w:val="1"/>
-          <w:bCs w:val="1"/>
-          <w:u w:val="none"/>
-        </w:rPr>
-      </w:pPr>
-      <w:bookmarkStart w:colFirst="0" w:colLast="0" w:name="_cuynlebcxznk" w:id="4"/>
-      <w:bookmarkEnd w:id="4"/>
-      <w:r>
-        <w:rPr>
-          <w:rFonts w:ascii="Times New Roman" w:cs="Times New Roman" w:eastAsia="Times New Roman" w:hAnsi="Times New Roman"/>
-          <w:b w:val="1"/>
-          <w:bCs w:val="1"/>
+        <w:jc w:val="both"/>
+        <w:rPr>
+          <w:rFonts w:ascii="Times New Roman" w:cs="Times New Roman" w:eastAsia="Times New Roman" w:hAnsi="Times New Roman"/>
+          <w:b w:val="1"/>
+          <w:bCs w:val="1"/>
+          <w:sz w:val="26"/>
+          <w:szCs w:val="26"/>
+        </w:rPr>
+      </w:pPr>
+      <w:r>
+        <w:rPr>
+          <w:rFonts w:ascii="Times New Roman" w:cs="Times New Roman" w:eastAsia="Times New Roman" w:hAnsi="Times New Roman"/>
+          <w:b w:val="1"/>
+          <w:bCs w:val="1"/>
+          <w:sz w:val="26"/>
+          <w:szCs w:val="26"/>
           <w:rtl w:val="0"/>
         </w:rPr>
         <w:t xml:space="preserve">Выводы</w:t>
@@ -1336,31 +1407,85 @@
     </w:p>
     <w:p>
       <w:pPr>
-        <w:spacing w:after="240" w:before="240" w:line="259" w:lineRule="auto"/>
-        <w:ind w:left="0" w:firstLine="720"/>
-        <w:rPr>
-          <w:rFonts w:ascii="Times New Roman" w:cs="Times New Roman" w:eastAsia="Times New Roman" w:hAnsi="Times New Roman"/>
-          <w:sz w:val="28"/>
-          <w:szCs w:val="28"/>
-        </w:rPr>
-      </w:pPr>
-      <w:r>
-        <w:rPr>
-          <w:rFonts w:ascii="Times New Roman" w:cs="Times New Roman" w:eastAsia="Times New Roman" w:hAnsi="Times New Roman"/>
-          <w:sz w:val="28"/>
-          <w:szCs w:val="28"/>
+        <w:spacing w:line="360" w:lineRule="auto"/>
+        <w:ind w:firstLine="720"/>
+        <w:jc w:val="both"/>
+        <w:rPr>
+          <w:sz w:val="20"/>
+          <w:szCs w:val="20"/>
+        </w:rPr>
+      </w:pPr>
+      <w:r>
+        <w:rPr>
+          <w:rFonts w:ascii="Times New Roman" w:cs="Times New Roman" w:eastAsia="Times New Roman" w:hAnsi="Times New Roman"/>
+          <w:sz w:val="26"/>
+          <w:szCs w:val="26"/>
           <w:rtl w:val="0"/>
         </w:rPr>
         <w:t xml:space="preserve">В ходе работы была построена модель одноканальной системы с устройством MEM и очередью AAA. За 534,1624 такта было обработано 35 транзактов, при этом загрузка устройства составила 98,3%. Максимальная длина очереди достигла 12 транзактов, а средняя - 5,775. Это показывает, что устройство работает практически постоянно и перед ним постепенно накапливается очередь. </w:t>
       </w:r>
+      <w:r>
+        <w:rPr>
+          <w:rtl w:val="0"/>
+        </w:rPr>
+      </w:r>
     </w:p>
     <w:sectPr>
-      <w:pgSz w:h="15840" w:w="12240" w:orient="portrait"/>
-      <w:pgMar w:bottom="1440" w:top="1440" w:left="1440" w:right="1440" w:header="720" w:footer="720"/>
+      <w:footerReference r:id="rId6" w:type="default"/>
+      <w:footerReference r:id="rId7" w:type="first"/>
+      <w:pgSz w:h="16838" w:w="11906" w:orient="portrait"/>
+      <w:pgMar w:bottom="1133.8582677165355" w:top="1133.8582677165355" w:left="1417.3228346456694" w:right="850.3937007874016" w:header="720" w:footer="720"/>
       <w:pgNumType w:start="1"/>
+      <w:titlePg w:val="1"/>
     </w:sectPr>
   </w:body>
 </w:document>
+</file>
+
+<file path=word/footer1.xml><?xml version="1.0" encoding="utf-8"?>
+<w:ftr xmlns:mc="http://schemas.openxmlformats.org/markup-compatibility/2006" xmlns:o="urn:schemas-microsoft-com:office:office" xmlns:r="http://schemas.openxmlformats.org/officeDocument/2006/relationships" xmlns:m="http://schemas.openxmlformats.org/officeDocument/2006/math" xmlns:v="urn:schemas-microsoft-com:vml" xmlns:wp="http://schemas.openxmlformats.org/drawingml/2006/wordprocessingDrawing" xmlns:w10="urn:schemas-microsoft-com:office:word" xmlns:w="http://schemas.openxmlformats.org/wordprocessingml/2006/main" xmlns:wne="http://schemas.microsoft.com/office/word/2006/wordml" xmlns:sl="http://schemas.openxmlformats.org/schemaLibrary/2006/main" xmlns:a="http://schemas.openxmlformats.org/drawingml/2006/main" xmlns:pic="http://schemas.openxmlformats.org/drawingml/2006/picture" xmlns:c="http://schemas.openxmlformats.org/drawingml/2006/chart" xmlns:lc="http://schemas.openxmlformats.org/drawingml/2006/lockedCanvas" xmlns:dgm="http://schemas.openxmlformats.org/drawingml/2006/diagram" xmlns:wps="http://schemas.microsoft.com/office/word/2010/wordprocessingShape" xmlns:wpg="http://schemas.microsoft.com/office/word/2010/wordprocessingGroup" xmlns:w14="http://schemas.microsoft.com/office/word/2010/wordml" xmlns:w15="http://schemas.microsoft.com/office/word/2012/wordml" xmlns:w16="http://schemas.microsoft.com/office/word/2018/wordml" xmlns:w16cex="http://schemas.microsoft.com/office/word/2018/wordml/cex" xmlns:w16cid="http://schemas.microsoft.com/office/word/2016/wordml/cid" xmlns="http://schemas.microsoft.com/office/tasks/2019/documenttasks" xmlns:cr="http://schemas.microsoft.com/office/comments/2020/reactions">
+  <w:p>
+    <w:pPr>
+      <w:jc w:val="center"/>
+      <w:rPr>
+        <w:sz w:val="18"/>
+        <w:szCs w:val="18"/>
+      </w:rPr>
+    </w:pPr>
+    <w:r>
+      <w:rPr>
+        <w:rFonts w:ascii="Times New Roman" w:cs="Times New Roman" w:eastAsia="Times New Roman" w:hAnsi="Times New Roman"/>
+        <w:sz w:val="24"/>
+        <w:szCs w:val="24"/>
+      </w:rPr>
+      <w:fldChar w:fldCharType="begin"/>
+      <w:instrText xml:space="preserve">PAGE</w:instrText>
+      <w:fldChar w:fldCharType="separate"/>
+      <w:fldChar w:fldCharType="end"/>
+    </w:r>
+    <w:r>
+      <w:rPr>
+        <w:rtl w:val="0"/>
+      </w:rPr>
+    </w:r>
+  </w:p>
+</w:ftr>
+</file>
+
+<file path=word/footer2.xml><?xml version="1.0" encoding="utf-8"?>
+<w:ftr xmlns:mc="http://schemas.openxmlformats.org/markup-compatibility/2006" xmlns:o="urn:schemas-microsoft-com:office:office" xmlns:r="http://schemas.openxmlformats.org/officeDocument/2006/relationships" xmlns:m="http://schemas.openxmlformats.org/officeDocument/2006/math" xmlns:v="urn:schemas-microsoft-com:vml" xmlns:wp="http://schemas.openxmlformats.org/drawingml/2006/wordprocessingDrawing" xmlns:w10="urn:schemas-microsoft-com:office:word" xmlns:w="http://schemas.openxmlformats.org/wordprocessingml/2006/main" xmlns:wne="http://schemas.microsoft.com/office/word/2006/wordml" xmlns:sl="http://schemas.openxmlformats.org/schemaLibrary/2006/main" xmlns:a="http://schemas.openxmlformats.org/drawingml/2006/main" xmlns:pic="http://schemas.openxmlformats.org/drawingml/2006/picture" xmlns:c="http://schemas.openxmlformats.org/drawingml/2006/chart" xmlns:lc="http://schemas.openxmlformats.org/drawingml/2006/lockedCanvas" xmlns:dgm="http://schemas.openxmlformats.org/drawingml/2006/diagram" xmlns:wps="http://schemas.microsoft.com/office/word/2010/wordprocessingShape" xmlns:wpg="http://schemas.microsoft.com/office/word/2010/wordprocessingGroup" xmlns:w14="http://schemas.microsoft.com/office/word/2010/wordml" xmlns:w15="http://schemas.microsoft.com/office/word/2012/wordml" xmlns:w16="http://schemas.microsoft.com/office/word/2018/wordml" xmlns:w16cex="http://schemas.microsoft.com/office/word/2018/wordml/cex" xmlns:w16cid="http://schemas.microsoft.com/office/word/2016/wordml/cid" xmlns="http://schemas.microsoft.com/office/tasks/2019/documenttasks" xmlns:cr="http://schemas.microsoft.com/office/comments/2020/reactions">
+  <w:p>
+    <w:pPr>
+      <w:jc w:val="left"/>
+      <w:rPr/>
+    </w:pPr>
+    <w:r>
+      <w:rPr>
+        <w:rtl w:val="0"/>
+      </w:rPr>
+    </w:r>
+  </w:p>
+</w:ftr>
 </file>
 
 <file path=word/numbering.xml><?xml version="1.0" encoding="utf-8"?>
@@ -1486,15 +1611,15 @@
   <w:docDefaults>
     <w:rPrDefault>
       <w:rPr>
-        <w:rFonts w:ascii="Calibri" w:cs="Calibri" w:eastAsia="Calibri" w:hAnsi="Calibri"/>
+        <w:rFonts w:ascii="Arial" w:cs="Arial" w:eastAsia="Arial" w:hAnsi="Arial"/>
+        <w:sz w:val="22"/>
+        <w:szCs w:val="22"/>
         <w:lang w:val="ru"/>
       </w:rPr>
     </w:rPrDefault>
     <w:pPrDefault>
       <w:pPr>
-        <w:spacing w:after="10" w:line="268" w:lineRule="auto"/>
-        <w:ind w:left="209" w:hanging="10"/>
-        <w:jc w:val="both"/>
+        <w:spacing w:line="276" w:lineRule="auto"/>
       </w:pPr>
     </w:pPrDefault>
   </w:docDefaults>
@@ -1520,33 +1645,11 @@
       <w:keepNext w:val="1"/>
       <w:keepLines w:val="1"/>
       <w:pageBreakBefore w:val="0"/>
-      <w:widowControl w:val="1"/>
-      <w:pBdr>
-        <w:top w:space="0" w:sz="0" w:val="nil"/>
-        <w:left w:space="0" w:sz="0" w:val="nil"/>
-        <w:bottom w:space="0" w:sz="0" w:val="nil"/>
-        <w:right w:space="0" w:sz="0" w:val="nil"/>
-        <w:between w:space="0" w:sz="0" w:val="nil"/>
-      </w:pBdr>
-      <w:shd w:fill="auto" w:val="clear"/>
-      <w:spacing w:after="140" w:before="0" w:line="264" w:lineRule="auto"/>
-      <w:ind w:left="10" w:right="0" w:hanging="10"/>
-      <w:jc w:val="left"/>
+      <w:spacing w:after="120" w:before="400" w:lineRule="auto"/>
     </w:pPr>
     <w:rPr>
-      <w:rFonts w:ascii="Calibri" w:cs="Calibri" w:eastAsia="Calibri" w:hAnsi="Calibri"/>
-      <w:b w:val="0"/>
-      <w:bCs w:val="0"/>
-      <w:i w:val="0"/>
-      <w:iCs w:val="0"/>
-      <w:smallCaps w:val="0"/>
-      <w:strike w:val="0"/>
-      <w:color w:val="000000"/>
-      <w:sz w:val="34"/>
-      <w:szCs w:val="34"/>
-      <w:u w:val="none"/>
-      <w:shd w:fill="auto" w:val="clear"/>
-      <w:vertAlign w:val="baseline"/>
+      <w:sz w:val="40"/>
+      <w:szCs w:val="40"/>
     </w:rPr>
   </w:style>
   <w:style w:type="paragraph" w:styleId="Heading2">
@@ -1556,13 +1659,14 @@
     <w:pPr>
       <w:keepNext w:val="1"/>
       <w:keepLines w:val="1"/>
-      <w:spacing w:after="0" w:before="40" w:lineRule="auto"/>
+      <w:pageBreakBefore w:val="0"/>
+      <w:spacing w:after="120" w:before="360" w:lineRule="auto"/>
     </w:pPr>
     <w:rPr>
-      <w:rFonts w:ascii="Calibri" w:cs="Calibri" w:eastAsia="Calibri" w:hAnsi="Calibri"/>
-      <w:color w:val="2e75b5"/>
-      <w:sz w:val="26"/>
-      <w:szCs w:val="26"/>
+      <w:b w:val="0"/>
+      <w:bCs w:val="0"/>
+      <w:sz w:val="32"/>
+      <w:szCs w:val="32"/>
     </w:rPr>
   </w:style>
   <w:style w:type="paragraph" w:styleId="Heading3">
@@ -1573,11 +1677,12 @@
       <w:keepNext w:val="1"/>
       <w:keepLines w:val="1"/>
       <w:pageBreakBefore w:val="0"/>
-      <w:spacing w:after="80" w:before="280" w:lineRule="auto"/>
+      <w:spacing w:after="80" w:before="320" w:lineRule="auto"/>
     </w:pPr>
     <w:rPr>
-      <w:b w:val="1"/>
-      <w:bCs w:val="1"/>
+      <w:b w:val="0"/>
+      <w:bCs w:val="0"/>
+      <w:color w:val="434343"/>
       <w:sz w:val="28"/>
       <w:szCs w:val="28"/>
     </w:rPr>
@@ -1590,11 +1695,10 @@
       <w:keepNext w:val="1"/>
       <w:keepLines w:val="1"/>
       <w:pageBreakBefore w:val="0"/>
-      <w:spacing w:after="40" w:before="240" w:lineRule="auto"/>
+      <w:spacing w:after="80" w:before="280" w:lineRule="auto"/>
     </w:pPr>
     <w:rPr>
-      <w:b w:val="1"/>
-      <w:bCs w:val="1"/>
+      <w:color w:val="666666"/>
       <w:sz w:val="24"/>
       <w:szCs w:val="24"/>
     </w:rPr>
@@ -1607,11 +1711,10 @@
       <w:keepNext w:val="1"/>
       <w:keepLines w:val="1"/>
       <w:pageBreakBefore w:val="0"/>
-      <w:spacing w:after="40" w:before="220" w:lineRule="auto"/>
+      <w:spacing w:after="80" w:before="240" w:lineRule="auto"/>
     </w:pPr>
     <w:rPr>
-      <w:b w:val="1"/>
-      <w:bCs w:val="1"/>
+      <w:color w:val="666666"/>
       <w:sz w:val="22"/>
       <w:szCs w:val="22"/>
     </w:rPr>
@@ -1624,13 +1727,14 @@
       <w:keepNext w:val="1"/>
       <w:keepLines w:val="1"/>
       <w:pageBreakBefore w:val="0"/>
-      <w:spacing w:after="40" w:before="200" w:lineRule="auto"/>
+      <w:spacing w:after="80" w:before="240" w:lineRule="auto"/>
     </w:pPr>
     <w:rPr>
-      <w:b w:val="1"/>
-      <w:bCs w:val="1"/>
-      <w:sz w:val="20"/>
-      <w:szCs w:val="20"/>
+      <w:i w:val="1"/>
+      <w:iCs w:val="1"/>
+      <w:color w:val="666666"/>
+      <w:sz w:val="22"/>
+      <w:szCs w:val="22"/>
     </w:rPr>
   </w:style>
   <w:style w:type="paragraph" w:styleId="Title">
@@ -1641,13 +1745,11 @@
       <w:keepNext w:val="1"/>
       <w:keepLines w:val="1"/>
       <w:pageBreakBefore w:val="0"/>
-      <w:spacing w:after="120" w:before="480" w:lineRule="auto"/>
+      <w:spacing w:after="60" w:before="0" w:lineRule="auto"/>
     </w:pPr>
     <w:rPr>
-      <w:b w:val="1"/>
-      <w:bCs w:val="1"/>
-      <w:sz w:val="72"/>
-      <w:szCs w:val="72"/>
+      <w:sz w:val="52"/>
+      <w:szCs w:val="52"/>
     </w:rPr>
   </w:style>
   <w:style w:type="paragraph" w:styleId="Subtitle">
@@ -1658,15 +1760,15 @@
       <w:keepNext w:val="1"/>
       <w:keepLines w:val="1"/>
       <w:pageBreakBefore w:val="0"/>
-      <w:spacing w:after="80" w:before="360" w:lineRule="auto"/>
+      <w:spacing w:after="320" w:before="0" w:lineRule="auto"/>
     </w:pPr>
     <w:rPr>
-      <w:rFonts w:ascii="Georgia" w:cs="Georgia" w:eastAsia="Georgia" w:hAnsi="Georgia"/>
-      <w:i w:val="1"/>
-      <w:iCs w:val="1"/>
+      <w:rFonts w:ascii="Arial" w:cs="Arial" w:eastAsia="Arial" w:hAnsi="Arial"/>
+      <w:i w:val="0"/>
+      <w:iCs w:val="0"/>
       <w:color w:val="666666"/>
-      <w:sz w:val="48"/>
-      <w:szCs w:val="48"/>
+      <w:sz w:val="30"/>
+      <w:szCs w:val="30"/>
     </w:rPr>
   </w:style>
 </w:styles>
